--- a/Prometheus and Grafana Installation guide.docx
+++ b/Prometheus and Grafana Installation guide.docx
@@ -3,7 +3,36 @@
 <w:document xmlns:wpc="http://schemas.microsoft.com/office/word/2010/wordprocessingCanvas" xmlns:cx="http://schemas.microsoft.com/office/drawing/2014/chartex" xmlns:cx1="http://schemas.microsoft.com/office/drawing/2015/9/8/chartex" xmlns:cx2="http://schemas.microsoft.com/office/drawing/2015/10/21/chartex" xmlns:cx3="http://schemas.microsoft.com/office/drawing/2016/5/9/chartex" xmlns:cx4="http://schemas.microsoft.com/office/drawing/2016/5/10/chartex" xmlns:cx5="http://schemas.microsoft.com/office/drawing/2016/5/11/chartex" xmlns:cx6="http://schemas.microsoft.com/office/drawing/2016/5/12/chartex" xmlns:cx7="http://schemas.microsoft.com/office/drawing/2016/5/13/chartex" xmlns:cx8="http://schemas.microsoft.com/office/drawing/2016/5/14/chartex" xmlns:mc="http://schemas.openxmlformats.org/markup-compatibility/2006" xmlns:aink="http://schemas.microsoft.com/office/drawing/2016/ink" xmlns:am3d="http://schemas.microsoft.com/office/drawing/2017/model3d" xmlns:o="urn:schemas-microsoft-com:office:office" xmlns:oel="http://schemas.microsoft.com/office/2019/extlst" xmlns:r="http://schemas.openxmlformats.org/officeDocument/2006/relationships" xmlns:m="http://schemas.openxmlformats.org/officeDocument/2006/math" xmlns:v="urn:schemas-microsoft-com:vml" xmlns:wp14="http://schemas.microsoft.com/office/word/2010/wordprocessingDrawing" xmlns:wp="http://schemas.openxmlformats.org/drawingml/2006/wordprocessingDrawing" xmlns:w10="urn:schemas-microsoft-com:office:word" xmlns:w="http://schemas.openxmlformats.org/wordprocessingml/2006/main" xmlns:w14="http://schemas.microsoft.com/office/word/2010/wordml" xmlns:w15="http://schemas.microsoft.com/office/word/2012/wordml" xmlns:w16cex="http://schemas.microsoft.com/office/word/2018/wordml/cex" xmlns:w16cid="http://schemas.microsoft.com/office/word/2016/wordml/cid" xmlns:w16="http://schemas.microsoft.com/office/word/2018/wordml" xmlns:w16du="http://schemas.microsoft.com/office/word/2023/wordml/word16du" xmlns:w16sdtdh="http://schemas.microsoft.com/office/word/2020/wordml/sdtdatahash" xmlns:w16sdtfl="http://schemas.microsoft.com/office/word/2024/wordml/sdtformatlock" xmlns:w16se="http://schemas.microsoft.com/office/word/2015/wordml/symex" xmlns:wpg="http://schemas.microsoft.com/office/word/2010/wordprocessingGroup" xmlns:wpi="http://schemas.microsoft.com/office/word/2010/wordprocessingInk" xmlns:wne="http://schemas.microsoft.com/office/word/2006/wordml" xmlns:wps="http://schemas.microsoft.com/office/word/2010/wordprocessingShape" mc:Ignorable="w14 w15 w16se w16cid w16 w16cex w16sdtdh w16sdtfl w16du wp14">
   <w:body>
     <w:p>
-      <w:r>
+      <w:pPr>
+        <w:rPr>
+          <w:b/>
+          <w:bCs/>
+          <w:u w:val="single"/>
+        </w:rPr>
+      </w:pPr>
+      <w:r>
+        <w:rPr>
+          <w:b/>
+          <w:bCs/>
+          <w:u w:val="single"/>
+        </w:rPr>
+        <w:t>On Application Server:</w:t>
+      </w:r>
+    </w:p>
+    <w:p>
+      <w:pPr>
+        <w:rPr>
+          <w:b/>
+          <w:bCs/>
+          <w:u w:val="single"/>
+        </w:rPr>
+      </w:pPr>
+      <w:r>
+        <w:rPr>
+          <w:b/>
+          <w:bCs/>
+          <w:u w:val="single"/>
+        </w:rPr>
         <w:t>Installing Prometheus Node exporter on ubuntu Server:</w:t>
       </w:r>
     </w:p>
@@ -81,13 +110,7 @@
         </w:numPr>
       </w:pPr>
       <w:r>
-        <w:t xml:space="preserve"> Install </w:t>
-      </w:r>
-      <w:r>
-        <w:t>maven</w:t>
-      </w:r>
-      <w:r>
-        <w:t xml:space="preserve">   5  </w:t>
+        <w:t xml:space="preserve"> Install maven   5  </w:t>
       </w:r>
       <w:proofErr w:type="spellStart"/>
       <w:r>
@@ -113,7 +136,7 @@
       <w:r>
         <w:t xml:space="preserve">Go to - &gt; </w:t>
       </w:r>
-      <w:hyperlink r:id="rId5" w:history="1">
+      <w:hyperlink r:id="rId7" w:history="1">
         <w:r>
           <w:rPr>
             <w:rStyle w:val="Hyperlink"/>
@@ -156,6 +179,9 @@
     </w:p>
     <w:p>
       <w:r>
+        <w:rPr>
+          <w:noProof/>
+        </w:rPr>
         <w:drawing>
           <wp:inline distT="0" distB="0" distL="0" distR="0" wp14:anchorId="103E6448" wp14:editId="10A6B185">
             <wp:extent cx="5943600" cy="109220"/>
@@ -172,7 +198,7 @@
                     <pic:cNvPicPr/>
                   </pic:nvPicPr>
                   <pic:blipFill>
-                    <a:blip r:embed="rId6"/>
+                    <a:blip r:embed="rId8"/>
                     <a:stretch>
                       <a:fillRect/>
                     </a:stretch>
@@ -343,6 +369,9 @@
         <w:t xml:space="preserve"> Server. </w:t>
       </w:r>
       <w:r>
+        <w:rPr>
+          <w:noProof/>
+        </w:rPr>
         <w:drawing>
           <wp:inline distT="0" distB="0" distL="0" distR="0" wp14:anchorId="43A184EA" wp14:editId="55A17186">
             <wp:extent cx="5943600" cy="2451735"/>
@@ -359,7 +388,7 @@
                     <pic:cNvPicPr/>
                   </pic:nvPicPr>
                   <pic:blipFill>
-                    <a:blip r:embed="rId7"/>
+                    <a:blip r:embed="rId9"/>
                     <a:stretch>
                       <a:fillRect/>
                     </a:stretch>
@@ -380,7 +409,892 @@
         </w:drawing>
       </w:r>
     </w:p>
+    <w:p/>
+    <w:p>
+      <w:pPr>
+        <w:rPr>
+          <w:b/>
+          <w:bCs/>
+          <w:u w:val="single"/>
+        </w:rPr>
+      </w:pPr>
+      <w:r>
+        <w:rPr>
+          <w:b/>
+          <w:bCs/>
+          <w:u w:val="single"/>
+        </w:rPr>
+        <w:t xml:space="preserve">On </w:t>
+      </w:r>
+      <w:r>
+        <w:rPr>
+          <w:b/>
+          <w:bCs/>
+          <w:u w:val="single"/>
+        </w:rPr>
+        <w:t>Monitoring Server :</w:t>
+      </w:r>
+    </w:p>
+    <w:p>
+      <w:pPr>
+        <w:rPr>
+          <w:b/>
+          <w:bCs/>
+          <w:u w:val="single"/>
+        </w:rPr>
+      </w:pPr>
+    </w:p>
+    <w:p>
+      <w:r>
+        <w:t xml:space="preserve">Update and Install Prometheus using </w:t>
+      </w:r>
+      <w:r>
+        <w:drawing>
+          <wp:inline distT="0" distB="0" distL="0" distR="0" wp14:anchorId="1213BB37" wp14:editId="0CA76036">
+            <wp:extent cx="5943600" cy="248285"/>
+            <wp:effectExtent l="0" t="0" r="0" b="0"/>
+            <wp:docPr id="1611691998" name="Picture 1"/>
+            <wp:cNvGraphicFramePr>
+              <a:graphicFrameLocks xmlns:a="http://schemas.openxmlformats.org/drawingml/2006/main" noChangeAspect="1"/>
+            </wp:cNvGraphicFramePr>
+            <a:graphic xmlns:a="http://schemas.openxmlformats.org/drawingml/2006/main">
+              <a:graphicData uri="http://schemas.openxmlformats.org/drawingml/2006/picture">
+                <pic:pic xmlns:pic="http://schemas.openxmlformats.org/drawingml/2006/picture">
+                  <pic:nvPicPr>
+                    <pic:cNvPr id="1611691998" name=""/>
+                    <pic:cNvPicPr/>
+                  </pic:nvPicPr>
+                  <pic:blipFill>
+                    <a:blip r:embed="rId10"/>
+                    <a:stretch>
+                      <a:fillRect/>
+                    </a:stretch>
+                  </pic:blipFill>
+                  <pic:spPr>
+                    <a:xfrm>
+                      <a:off x="0" y="0"/>
+                      <a:ext cx="5943600" cy="248285"/>
+                    </a:xfrm>
+                    <a:prstGeom prst="rect">
+                      <a:avLst/>
+                    </a:prstGeom>
+                  </pic:spPr>
+                </pic:pic>
+              </a:graphicData>
+            </a:graphic>
+          </wp:inline>
+        </w:drawing>
+      </w:r>
+    </w:p>
+    <w:p>
+      <w:r>
+        <w:lastRenderedPageBreak/>
+        <w:t>Unzip and rename to an easy name using -</w:t>
+      </w:r>
+      <w:r>
+        <w:drawing>
+          <wp:inline distT="0" distB="0" distL="0" distR="0" wp14:anchorId="3D6B55BE" wp14:editId="151A0ED2">
+            <wp:extent cx="5943600" cy="605790"/>
+            <wp:effectExtent l="0" t="0" r="0" b="3810"/>
+            <wp:docPr id="1675887544" name="Picture 1" descr="A black background with white text&#10;&#10;AI-generated content may be incorrect."/>
+            <wp:cNvGraphicFramePr>
+              <a:graphicFrameLocks xmlns:a="http://schemas.openxmlformats.org/drawingml/2006/main" noChangeAspect="1"/>
+            </wp:cNvGraphicFramePr>
+            <a:graphic xmlns:a="http://schemas.openxmlformats.org/drawingml/2006/main">
+              <a:graphicData uri="http://schemas.openxmlformats.org/drawingml/2006/picture">
+                <pic:pic xmlns:pic="http://schemas.openxmlformats.org/drawingml/2006/picture">
+                  <pic:nvPicPr>
+                    <pic:cNvPr id="1675887544" name="Picture 1" descr="A black background with white text&#10;&#10;AI-generated content may be incorrect."/>
+                    <pic:cNvPicPr/>
+                  </pic:nvPicPr>
+                  <pic:blipFill>
+                    <a:blip r:embed="rId11"/>
+                    <a:stretch>
+                      <a:fillRect/>
+                    </a:stretch>
+                  </pic:blipFill>
+                  <pic:spPr>
+                    <a:xfrm>
+                      <a:off x="0" y="0"/>
+                      <a:ext cx="5943600" cy="605790"/>
+                    </a:xfrm>
+                    <a:prstGeom prst="rect">
+                      <a:avLst/>
+                    </a:prstGeom>
+                  </pic:spPr>
+                </pic:pic>
+              </a:graphicData>
+            </a:graphic>
+          </wp:inline>
+        </w:drawing>
+      </w:r>
+    </w:p>
+    <w:p>
+      <w:r>
+        <w:t xml:space="preserve">Get into Prometheus directory and </w:t>
+      </w:r>
+      <w:proofErr w:type="gramStart"/>
+      <w:r>
+        <w:t>using</w:t>
+      </w:r>
+      <w:proofErr w:type="gramEnd"/>
+      <w:r>
+        <w:t xml:space="preserve"> update </w:t>
+      </w:r>
+      <w:proofErr w:type="spellStart"/>
+      <w:r>
+        <w:t>Prometheus.yml</w:t>
+      </w:r>
+      <w:proofErr w:type="spellEnd"/>
+      <w:r>
+        <w:t xml:space="preserve"> file with the application server I address as -</w:t>
+      </w:r>
+      <w:r>
+        <w:drawing>
+          <wp:inline distT="0" distB="0" distL="0" distR="0" wp14:anchorId="4F975AFB" wp14:editId="5E3A73AA">
+            <wp:extent cx="5943600" cy="2320925"/>
+            <wp:effectExtent l="0" t="0" r="0" b="3175"/>
+            <wp:docPr id="2144176477" name="Picture 1" descr="A computer screen with text&#10;&#10;AI-generated content may be incorrect."/>
+            <wp:cNvGraphicFramePr>
+              <a:graphicFrameLocks xmlns:a="http://schemas.openxmlformats.org/drawingml/2006/main" noChangeAspect="1"/>
+            </wp:cNvGraphicFramePr>
+            <a:graphic xmlns:a="http://schemas.openxmlformats.org/drawingml/2006/main">
+              <a:graphicData uri="http://schemas.openxmlformats.org/drawingml/2006/picture">
+                <pic:pic xmlns:pic="http://schemas.openxmlformats.org/drawingml/2006/picture">
+                  <pic:nvPicPr>
+                    <pic:cNvPr id="2144176477" name="Picture 1" descr="A computer screen with text&#10;&#10;AI-generated content may be incorrect."/>
+                    <pic:cNvPicPr/>
+                  </pic:nvPicPr>
+                  <pic:blipFill>
+                    <a:blip r:embed="rId12"/>
+                    <a:stretch>
+                      <a:fillRect/>
+                    </a:stretch>
+                  </pic:blipFill>
+                  <pic:spPr>
+                    <a:xfrm>
+                      <a:off x="0" y="0"/>
+                      <a:ext cx="5943600" cy="2320925"/>
+                    </a:xfrm>
+                    <a:prstGeom prst="rect">
+                      <a:avLst/>
+                    </a:prstGeom>
+                  </pic:spPr>
+                </pic:pic>
+              </a:graphicData>
+            </a:graphic>
+          </wp:inline>
+        </w:drawing>
+      </w:r>
+    </w:p>
+    <w:p>
+      <w:r>
+        <w:t xml:space="preserve">For adding </w:t>
+      </w:r>
+      <w:proofErr w:type="spellStart"/>
+      <w:r>
+        <w:t>blackbox</w:t>
+      </w:r>
+      <w:proofErr w:type="spellEnd"/>
+      <w:r>
+        <w:t xml:space="preserve"> use below-</w:t>
+      </w:r>
+    </w:p>
+    <w:p/>
+    <w:p>
+      <w:r>
+        <w:t xml:space="preserve">Under targets, provides </w:t>
+      </w:r>
+      <w:proofErr w:type="spellStart"/>
+      <w:r>
+        <w:t>url</w:t>
+      </w:r>
+      <w:proofErr w:type="spellEnd"/>
+      <w:r>
+        <w:t xml:space="preserve"> or </w:t>
+      </w:r>
+      <w:proofErr w:type="spellStart"/>
+      <w:proofErr w:type="gramStart"/>
+      <w:r>
+        <w:t>ip’s</w:t>
+      </w:r>
+      <w:proofErr w:type="spellEnd"/>
+      <w:proofErr w:type="gramEnd"/>
+      <w:r>
+        <w:t xml:space="preserve"> of servers.</w:t>
+      </w:r>
+    </w:p>
+    <w:p>
+      <w:r>
+        <w:t>Under replacement use monitoring server details.</w:t>
+      </w:r>
+      <w:r>
+        <w:drawing>
+          <wp:inline distT="0" distB="0" distL="0" distR="0" wp14:anchorId="6B93BACD" wp14:editId="0CE9F841">
+            <wp:extent cx="5943600" cy="2932430"/>
+            <wp:effectExtent l="0" t="0" r="0" b="1270"/>
+            <wp:docPr id="2087369031" name="Picture 1"/>
+            <wp:cNvGraphicFramePr>
+              <a:graphicFrameLocks xmlns:a="http://schemas.openxmlformats.org/drawingml/2006/main" noChangeAspect="1"/>
+            </wp:cNvGraphicFramePr>
+            <a:graphic xmlns:a="http://schemas.openxmlformats.org/drawingml/2006/main">
+              <a:graphicData uri="http://schemas.openxmlformats.org/drawingml/2006/picture">
+                <pic:pic xmlns:pic="http://schemas.openxmlformats.org/drawingml/2006/picture">
+                  <pic:nvPicPr>
+                    <pic:cNvPr id="2087369031" name=""/>
+                    <pic:cNvPicPr/>
+                  </pic:nvPicPr>
+                  <pic:blipFill>
+                    <a:blip r:embed="rId13"/>
+                    <a:stretch>
+                      <a:fillRect/>
+                    </a:stretch>
+                  </pic:blipFill>
+                  <pic:spPr>
+                    <a:xfrm>
+                      <a:off x="0" y="0"/>
+                      <a:ext cx="5943600" cy="2932430"/>
+                    </a:xfrm>
+                    <a:prstGeom prst="rect">
+                      <a:avLst/>
+                    </a:prstGeom>
+                  </pic:spPr>
+                </pic:pic>
+              </a:graphicData>
+            </a:graphic>
+          </wp:inline>
+        </w:drawing>
+      </w:r>
+    </w:p>
+    <w:p>
+      <w:r>
+        <w:lastRenderedPageBreak/>
+        <w:t>Apply changes using-&gt;  ./</w:t>
+      </w:r>
+      <w:proofErr w:type="spellStart"/>
+      <w:r>
+        <w:t>prometeus.yaml</w:t>
+      </w:r>
+      <w:proofErr w:type="spellEnd"/>
+      <w:r>
+        <w:t xml:space="preserve"> &amp;</w:t>
+      </w:r>
+    </w:p>
+    <w:p>
+      <w:r>
+        <w:t xml:space="preserve">Access </w:t>
+      </w:r>
+      <w:r>
+        <w:rPr>
+          <w:b/>
+          <w:bCs/>
+        </w:rPr>
+        <w:t>Prometheus on port 9090-</w:t>
+      </w:r>
+      <w:r>
+        <w:t xml:space="preserve"> </w:t>
+      </w:r>
+    </w:p>
+    <w:p>
+      <w:r>
+        <w:drawing>
+          <wp:inline distT="0" distB="0" distL="0" distR="0" wp14:anchorId="51730E0B" wp14:editId="58F8E435">
+            <wp:extent cx="5943600" cy="2954020"/>
+            <wp:effectExtent l="0" t="0" r="0" b="0"/>
+            <wp:docPr id="326980396" name="Picture 1"/>
+            <wp:cNvGraphicFramePr>
+              <a:graphicFrameLocks xmlns:a="http://schemas.openxmlformats.org/drawingml/2006/main" noChangeAspect="1"/>
+            </wp:cNvGraphicFramePr>
+            <a:graphic xmlns:a="http://schemas.openxmlformats.org/drawingml/2006/main">
+              <a:graphicData uri="http://schemas.openxmlformats.org/drawingml/2006/picture">
+                <pic:pic xmlns:pic="http://schemas.openxmlformats.org/drawingml/2006/picture">
+                  <pic:nvPicPr>
+                    <pic:cNvPr id="326980396" name=""/>
+                    <pic:cNvPicPr/>
+                  </pic:nvPicPr>
+                  <pic:blipFill>
+                    <a:blip r:embed="rId14"/>
+                    <a:stretch>
+                      <a:fillRect/>
+                    </a:stretch>
+                  </pic:blipFill>
+                  <pic:spPr>
+                    <a:xfrm>
+                      <a:off x="0" y="0"/>
+                      <a:ext cx="5943600" cy="2954020"/>
+                    </a:xfrm>
+                    <a:prstGeom prst="rect">
+                      <a:avLst/>
+                    </a:prstGeom>
+                  </pic:spPr>
+                </pic:pic>
+              </a:graphicData>
+            </a:graphic>
+          </wp:inline>
+        </w:drawing>
+      </w:r>
+    </w:p>
+    <w:p>
+      <w:pPr>
+        <w:rPr>
+          <w:b/>
+          <w:bCs/>
+        </w:rPr>
+      </w:pPr>
+      <w:r>
+        <w:t xml:space="preserve">Access </w:t>
+      </w:r>
+      <w:r>
+        <w:rPr>
+          <w:b/>
+          <w:bCs/>
+        </w:rPr>
+        <w:t>Blackbox Exporter</w:t>
+      </w:r>
+      <w:r>
+        <w:rPr>
+          <w:b/>
+          <w:bCs/>
+        </w:rPr>
+        <w:t xml:space="preserve"> at 9115 port-</w:t>
+      </w:r>
+    </w:p>
+    <w:p/>
+    <w:p>
+      <w:r>
+        <w:drawing>
+          <wp:inline distT="0" distB="0" distL="0" distR="0" wp14:anchorId="0CBD565E" wp14:editId="390119AC">
+            <wp:extent cx="5943600" cy="2743835"/>
+            <wp:effectExtent l="0" t="0" r="0" b="0"/>
+            <wp:docPr id="1459013293" name="Picture 1" descr="A screenshot of a computer&#10;&#10;AI-generated content may be incorrect."/>
+            <wp:cNvGraphicFramePr>
+              <a:graphicFrameLocks xmlns:a="http://schemas.openxmlformats.org/drawingml/2006/main" noChangeAspect="1"/>
+            </wp:cNvGraphicFramePr>
+            <a:graphic xmlns:a="http://schemas.openxmlformats.org/drawingml/2006/main">
+              <a:graphicData uri="http://schemas.openxmlformats.org/drawingml/2006/picture">
+                <pic:pic xmlns:pic="http://schemas.openxmlformats.org/drawingml/2006/picture">
+                  <pic:nvPicPr>
+                    <pic:cNvPr id="1459013293" name="Picture 1" descr="A screenshot of a computer&#10;&#10;AI-generated content may be incorrect."/>
+                    <pic:cNvPicPr/>
+                  </pic:nvPicPr>
+                  <pic:blipFill>
+                    <a:blip r:embed="rId15"/>
+                    <a:stretch>
+                      <a:fillRect/>
+                    </a:stretch>
+                  </pic:blipFill>
+                  <pic:spPr>
+                    <a:xfrm>
+                      <a:off x="0" y="0"/>
+                      <a:ext cx="5943600" cy="2743835"/>
+                    </a:xfrm>
+                    <a:prstGeom prst="rect">
+                      <a:avLst/>
+                    </a:prstGeom>
+                  </pic:spPr>
+                </pic:pic>
+              </a:graphicData>
+            </a:graphic>
+          </wp:inline>
+        </w:drawing>
+      </w:r>
+    </w:p>
+    <w:p>
+      <w:r>
+        <w:t xml:space="preserve">To </w:t>
+      </w:r>
+      <w:r>
+        <w:t xml:space="preserve">visualize </w:t>
+      </w:r>
+      <w:r>
+        <w:t xml:space="preserve">scraped metrices, </w:t>
+      </w:r>
+      <w:proofErr w:type="gramStart"/>
+      <w:r>
+        <w:t>lets</w:t>
+      </w:r>
+      <w:proofErr w:type="gramEnd"/>
+      <w:r>
+        <w:t xml:space="preserve"> install Grafana on Monitoring server. </w:t>
+      </w:r>
+    </w:p>
+    <w:p>
+      <w:r>
+        <w:lastRenderedPageBreak/>
+        <w:t xml:space="preserve">Navigate to </w:t>
+      </w:r>
+      <w:hyperlink r:id="rId16" w:history="1">
+        <w:r>
+          <w:rPr>
+            <w:rStyle w:val="Hyperlink"/>
+          </w:rPr>
+          <w:t>https://grafana.com/grafana/download</w:t>
+        </w:r>
+      </w:hyperlink>
+      <w:r>
+        <w:t xml:space="preserve"> </w:t>
+      </w:r>
+      <w:r>
+        <w:t xml:space="preserve">and select OS (here </w:t>
+      </w:r>
+      <w:proofErr w:type="spellStart"/>
+      <w:r>
+        <w:t>its</w:t>
+      </w:r>
+      <w:proofErr w:type="spellEnd"/>
+      <w:r>
+        <w:t xml:space="preserve"> on Ubuntu) - </w:t>
+      </w:r>
+      <w:r>
+        <w:drawing>
+          <wp:inline distT="0" distB="0" distL="0" distR="0" wp14:anchorId="61C76F0A" wp14:editId="041FB14E">
+            <wp:extent cx="5943600" cy="1570355"/>
+            <wp:effectExtent l="0" t="0" r="0" b="0"/>
+            <wp:docPr id="527202385" name="Picture 1" descr="A screenshot of a computer&#10;&#10;AI-generated content may be incorrect."/>
+            <wp:cNvGraphicFramePr>
+              <a:graphicFrameLocks xmlns:a="http://schemas.openxmlformats.org/drawingml/2006/main" noChangeAspect="1"/>
+            </wp:cNvGraphicFramePr>
+            <a:graphic xmlns:a="http://schemas.openxmlformats.org/drawingml/2006/main">
+              <a:graphicData uri="http://schemas.openxmlformats.org/drawingml/2006/picture">
+                <pic:pic xmlns:pic="http://schemas.openxmlformats.org/drawingml/2006/picture">
+                  <pic:nvPicPr>
+                    <pic:cNvPr id="527202385" name="Picture 1" descr="A screenshot of a computer&#10;&#10;AI-generated content may be incorrect."/>
+                    <pic:cNvPicPr/>
+                  </pic:nvPicPr>
+                  <pic:blipFill>
+                    <a:blip r:embed="rId17"/>
+                    <a:stretch>
+                      <a:fillRect/>
+                    </a:stretch>
+                  </pic:blipFill>
+                  <pic:spPr>
+                    <a:xfrm>
+                      <a:off x="0" y="0"/>
+                      <a:ext cx="5943600" cy="1570355"/>
+                    </a:xfrm>
+                    <a:prstGeom prst="rect">
+                      <a:avLst/>
+                    </a:prstGeom>
+                  </pic:spPr>
+                </pic:pic>
+              </a:graphicData>
+            </a:graphic>
+          </wp:inline>
+        </w:drawing>
+      </w:r>
+      <w:r>
+        <w:t xml:space="preserve"> </w:t>
+      </w:r>
+    </w:p>
+    <w:p/>
+    <w:p>
+      <w:r>
+        <w:t xml:space="preserve">On browser access </w:t>
+      </w:r>
+      <w:proofErr w:type="spellStart"/>
+      <w:r>
+        <w:t>grfana</w:t>
+      </w:r>
+      <w:proofErr w:type="spellEnd"/>
+      <w:r>
+        <w:t xml:space="preserve"> using - </w:t>
+      </w:r>
+      <w:r>
+        <w:t>http://&lt;your-server-ip&gt;:3000</w:t>
+      </w:r>
+    </w:p>
+    <w:p>
+      <w:r>
+        <w:t xml:space="preserve">Use admin as username and password on first login and change password as necessary. </w:t>
+      </w:r>
+    </w:p>
+    <w:p>
+      <w:r>
+        <w:drawing>
+          <wp:inline distT="0" distB="0" distL="0" distR="0" wp14:anchorId="344EC8F3" wp14:editId="124034B9">
+            <wp:extent cx="5943600" cy="2949575"/>
+            <wp:effectExtent l="0" t="0" r="0" b="3175"/>
+            <wp:docPr id="1354856875" name="Picture 1"/>
+            <wp:cNvGraphicFramePr>
+              <a:graphicFrameLocks xmlns:a="http://schemas.openxmlformats.org/drawingml/2006/main" noChangeAspect="1"/>
+            </wp:cNvGraphicFramePr>
+            <a:graphic xmlns:a="http://schemas.openxmlformats.org/drawingml/2006/main">
+              <a:graphicData uri="http://schemas.openxmlformats.org/drawingml/2006/picture">
+                <pic:pic xmlns:pic="http://schemas.openxmlformats.org/drawingml/2006/picture">
+                  <pic:nvPicPr>
+                    <pic:cNvPr id="1354856875" name=""/>
+                    <pic:cNvPicPr/>
+                  </pic:nvPicPr>
+                  <pic:blipFill>
+                    <a:blip r:embed="rId18"/>
+                    <a:stretch>
+                      <a:fillRect/>
+                    </a:stretch>
+                  </pic:blipFill>
+                  <pic:spPr>
+                    <a:xfrm>
+                      <a:off x="0" y="0"/>
+                      <a:ext cx="5943600" cy="2949575"/>
+                    </a:xfrm>
+                    <a:prstGeom prst="rect">
+                      <a:avLst/>
+                    </a:prstGeom>
+                  </pic:spPr>
+                </pic:pic>
+              </a:graphicData>
+            </a:graphic>
+          </wp:inline>
+        </w:drawing>
+      </w:r>
+    </w:p>
+    <w:p/>
+    <w:p>
+      <w:r>
+        <w:t xml:space="preserve">Search for connections on left and go to Data sources- select Prometheus- provide </w:t>
+      </w:r>
+      <w:proofErr w:type="spellStart"/>
+      <w:r>
+        <w:t>url</w:t>
+      </w:r>
+      <w:proofErr w:type="spellEnd"/>
+      <w:r>
+        <w:t xml:space="preserve"> of application server along with port number, click on save and test. </w:t>
+      </w:r>
+      <w:r>
+        <w:drawing>
+          <wp:inline distT="0" distB="0" distL="0" distR="0" wp14:anchorId="67BDC590" wp14:editId="278A3295">
+            <wp:extent cx="5943600" cy="1257300"/>
+            <wp:effectExtent l="0" t="0" r="0" b="0"/>
+            <wp:docPr id="1914413462" name="Picture 1" descr="A screenshot of a computer&#10;&#10;AI-generated content may be incorrect."/>
+            <wp:cNvGraphicFramePr>
+              <a:graphicFrameLocks xmlns:a="http://schemas.openxmlformats.org/drawingml/2006/main" noChangeAspect="1"/>
+            </wp:cNvGraphicFramePr>
+            <a:graphic xmlns:a="http://schemas.openxmlformats.org/drawingml/2006/main">
+              <a:graphicData uri="http://schemas.openxmlformats.org/drawingml/2006/picture">
+                <pic:pic xmlns:pic="http://schemas.openxmlformats.org/drawingml/2006/picture">
+                  <pic:nvPicPr>
+                    <pic:cNvPr id="1914413462" name="Picture 1" descr="A screenshot of a computer&#10;&#10;AI-generated content may be incorrect."/>
+                    <pic:cNvPicPr/>
+                  </pic:nvPicPr>
+                  <pic:blipFill>
+                    <a:blip r:embed="rId19"/>
+                    <a:stretch>
+                      <a:fillRect/>
+                    </a:stretch>
+                  </pic:blipFill>
+                  <pic:spPr>
+                    <a:xfrm>
+                      <a:off x="0" y="0"/>
+                      <a:ext cx="5943600" cy="1257300"/>
+                    </a:xfrm>
+                    <a:prstGeom prst="rect">
+                      <a:avLst/>
+                    </a:prstGeom>
+                  </pic:spPr>
+                </pic:pic>
+              </a:graphicData>
+            </a:graphic>
+          </wp:inline>
+        </w:drawing>
+      </w:r>
+    </w:p>
+    <w:p>
+      <w:r>
+        <w:lastRenderedPageBreak/>
+        <w:t xml:space="preserve">Go to Dashboards- </w:t>
+      </w:r>
+      <w:r>
+        <w:t>Start your new dashboard by adding a visualization</w:t>
+      </w:r>
+    </w:p>
+    <w:p>
+      <w:r>
+        <w:t xml:space="preserve">To import- go to import </w:t>
+      </w:r>
+      <w:proofErr w:type="spellStart"/>
+      <w:r>
+        <w:t>dahboard</w:t>
+      </w:r>
+      <w:proofErr w:type="spellEnd"/>
+      <w:r>
+        <w:drawing>
+          <wp:inline distT="0" distB="0" distL="0" distR="0" wp14:anchorId="55D08D61" wp14:editId="42029600">
+            <wp:extent cx="5943600" cy="3034030"/>
+            <wp:effectExtent l="0" t="0" r="0" b="0"/>
+            <wp:docPr id="2121241108" name="Picture 1" descr="A screenshot of a computer&#10;&#10;AI-generated content may be incorrect."/>
+            <wp:cNvGraphicFramePr>
+              <a:graphicFrameLocks xmlns:a="http://schemas.openxmlformats.org/drawingml/2006/main" noChangeAspect="1"/>
+            </wp:cNvGraphicFramePr>
+            <a:graphic xmlns:a="http://schemas.openxmlformats.org/drawingml/2006/main">
+              <a:graphicData uri="http://schemas.openxmlformats.org/drawingml/2006/picture">
+                <pic:pic xmlns:pic="http://schemas.openxmlformats.org/drawingml/2006/picture">
+                  <pic:nvPicPr>
+                    <pic:cNvPr id="2121241108" name="Picture 1" descr="A screenshot of a computer&#10;&#10;AI-generated content may be incorrect."/>
+                    <pic:cNvPicPr/>
+                  </pic:nvPicPr>
+                  <pic:blipFill>
+                    <a:blip r:embed="rId20"/>
+                    <a:stretch>
+                      <a:fillRect/>
+                    </a:stretch>
+                  </pic:blipFill>
+                  <pic:spPr>
+                    <a:xfrm>
+                      <a:off x="0" y="0"/>
+                      <a:ext cx="5943600" cy="3034030"/>
+                    </a:xfrm>
+                    <a:prstGeom prst="rect">
+                      <a:avLst/>
+                    </a:prstGeom>
+                  </pic:spPr>
+                </pic:pic>
+              </a:graphicData>
+            </a:graphic>
+          </wp:inline>
+        </w:drawing>
+      </w:r>
+      <w:r>
+        <w:t xml:space="preserve"> </w:t>
+      </w:r>
+    </w:p>
+    <w:p/>
+    <w:p>
+      <w:r>
+        <w:t>Sample dashboards-</w:t>
+      </w:r>
+    </w:p>
+    <w:p>
+      <w:r>
+        <w:t xml:space="preserve"> </w:t>
+      </w:r>
+      <w:hyperlink r:id="rId21" w:history="1">
+        <w:r>
+          <w:rPr>
+            <w:rStyle w:val="Hyperlink"/>
+          </w:rPr>
+          <w:t>https://grafana.com/grafana/dashboards/7587-prometheus-blackbox-exporter/</w:t>
+        </w:r>
+      </w:hyperlink>
+    </w:p>
+    <w:p>
+      <w:hyperlink r:id="rId22" w:history="1">
+        <w:r>
+          <w:rPr>
+            <w:rStyle w:val="Hyperlink"/>
+          </w:rPr>
+          <w:t>https://grafana.com/grafana/dashboards/1860-node-exporter-full/</w:t>
+        </w:r>
+      </w:hyperlink>
+    </w:p>
+    <w:p/>
+    <w:p>
+      <w:r>
+        <w:lastRenderedPageBreak/>
+        <w:t>copy dashboard Id -</w:t>
+      </w:r>
+      <w:r>
+        <w:rPr>
+          <w:noProof/>
+        </w:rPr>
+        <w:t xml:space="preserve"> </w:t>
+      </w:r>
+      <w:r>
+        <w:drawing>
+          <wp:inline distT="0" distB="0" distL="0" distR="0" wp14:anchorId="47161012" wp14:editId="6B561A9F">
+            <wp:extent cx="5943600" cy="2910840"/>
+            <wp:effectExtent l="0" t="0" r="0" b="3810"/>
+            <wp:docPr id="1385641261" name="Picture 1"/>
+            <wp:cNvGraphicFramePr>
+              <a:graphicFrameLocks xmlns:a="http://schemas.openxmlformats.org/drawingml/2006/main" noChangeAspect="1"/>
+            </wp:cNvGraphicFramePr>
+            <a:graphic xmlns:a="http://schemas.openxmlformats.org/drawingml/2006/main">
+              <a:graphicData uri="http://schemas.openxmlformats.org/drawingml/2006/picture">
+                <pic:pic xmlns:pic="http://schemas.openxmlformats.org/drawingml/2006/picture">
+                  <pic:nvPicPr>
+                    <pic:cNvPr id="1385641261" name=""/>
+                    <pic:cNvPicPr/>
+                  </pic:nvPicPr>
+                  <pic:blipFill>
+                    <a:blip r:embed="rId23"/>
+                    <a:stretch>
+                      <a:fillRect/>
+                    </a:stretch>
+                  </pic:blipFill>
+                  <pic:spPr>
+                    <a:xfrm>
+                      <a:off x="0" y="0"/>
+                      <a:ext cx="5943600" cy="2910840"/>
+                    </a:xfrm>
+                    <a:prstGeom prst="rect">
+                      <a:avLst/>
+                    </a:prstGeom>
+                  </pic:spPr>
+                </pic:pic>
+              </a:graphicData>
+            </a:graphic>
+          </wp:inline>
+        </w:drawing>
+      </w:r>
+    </w:p>
+    <w:p>
+      <w:r>
+        <w:t>paste onto and load-</w:t>
+      </w:r>
+    </w:p>
+    <w:p/>
+    <w:p>
+      <w:r>
+        <w:lastRenderedPageBreak/>
+        <w:drawing>
+          <wp:inline distT="0" distB="0" distL="0" distR="0" wp14:anchorId="3952128B" wp14:editId="27FC28EF">
+            <wp:extent cx="5943600" cy="5859145"/>
+            <wp:effectExtent l="0" t="0" r="0" b="8255"/>
+            <wp:docPr id="302633155" name="Picture 1" descr="A screenshot of a computer&#10;&#10;AI-generated content may be incorrect."/>
+            <wp:cNvGraphicFramePr>
+              <a:graphicFrameLocks xmlns:a="http://schemas.openxmlformats.org/drawingml/2006/main" noChangeAspect="1"/>
+            </wp:cNvGraphicFramePr>
+            <a:graphic xmlns:a="http://schemas.openxmlformats.org/drawingml/2006/main">
+              <a:graphicData uri="http://schemas.openxmlformats.org/drawingml/2006/picture">
+                <pic:pic xmlns:pic="http://schemas.openxmlformats.org/drawingml/2006/picture">
+                  <pic:nvPicPr>
+                    <pic:cNvPr id="302633155" name="Picture 1" descr="A screenshot of a computer&#10;&#10;AI-generated content may be incorrect."/>
+                    <pic:cNvPicPr/>
+                  </pic:nvPicPr>
+                  <pic:blipFill>
+                    <a:blip r:embed="rId24"/>
+                    <a:stretch>
+                      <a:fillRect/>
+                    </a:stretch>
+                  </pic:blipFill>
+                  <pic:spPr>
+                    <a:xfrm>
+                      <a:off x="0" y="0"/>
+                      <a:ext cx="5943600" cy="5859145"/>
+                    </a:xfrm>
+                    <a:prstGeom prst="rect">
+                      <a:avLst/>
+                    </a:prstGeom>
+                  </pic:spPr>
+                </pic:pic>
+              </a:graphicData>
+            </a:graphic>
+          </wp:inline>
+        </w:drawing>
+      </w:r>
+    </w:p>
+    <w:p/>
+    <w:p>
+      <w:pPr>
+        <w:rPr>
+          <w:noProof/>
+        </w:rPr>
+      </w:pPr>
+      <w:proofErr w:type="spellStart"/>
+      <w:r>
+        <w:lastRenderedPageBreak/>
+        <w:t>Metrice</w:t>
+      </w:r>
+      <w:proofErr w:type="spellEnd"/>
+      <w:r>
+        <w:t xml:space="preserve"> can be visualized -</w:t>
+      </w:r>
+      <w:r>
+        <w:rPr>
+          <w:noProof/>
+        </w:rPr>
+        <w:t xml:space="preserve"> </w:t>
+      </w:r>
+      <w:r>
+        <w:drawing>
+          <wp:inline distT="0" distB="0" distL="0" distR="0" wp14:anchorId="4E8B0645" wp14:editId="02230596">
+            <wp:extent cx="5943600" cy="2938780"/>
+            <wp:effectExtent l="0" t="0" r="0" b="0"/>
+            <wp:docPr id="1734087996" name="Picture 1" descr="A screenshot of a computer&#10;&#10;AI-generated content may be incorrect."/>
+            <wp:cNvGraphicFramePr>
+              <a:graphicFrameLocks xmlns:a="http://schemas.openxmlformats.org/drawingml/2006/main" noChangeAspect="1"/>
+            </wp:cNvGraphicFramePr>
+            <a:graphic xmlns:a="http://schemas.openxmlformats.org/drawingml/2006/main">
+              <a:graphicData uri="http://schemas.openxmlformats.org/drawingml/2006/picture">
+                <pic:pic xmlns:pic="http://schemas.openxmlformats.org/drawingml/2006/picture">
+                  <pic:nvPicPr>
+                    <pic:cNvPr id="1734087996" name="Picture 1" descr="A screenshot of a computer&#10;&#10;AI-generated content may be incorrect."/>
+                    <pic:cNvPicPr/>
+                  </pic:nvPicPr>
+                  <pic:blipFill>
+                    <a:blip r:embed="rId25"/>
+                    <a:stretch>
+                      <a:fillRect/>
+                    </a:stretch>
+                  </pic:blipFill>
+                  <pic:spPr>
+                    <a:xfrm>
+                      <a:off x="0" y="0"/>
+                      <a:ext cx="5943600" cy="2938780"/>
+                    </a:xfrm>
+                    <a:prstGeom prst="rect">
+                      <a:avLst/>
+                    </a:prstGeom>
+                  </pic:spPr>
+                </pic:pic>
+              </a:graphicData>
+            </a:graphic>
+          </wp:inline>
+        </w:drawing>
+      </w:r>
+    </w:p>
+    <w:p>
+      <w:pPr>
+        <w:rPr>
+          <w:noProof/>
+        </w:rPr>
+      </w:pPr>
+    </w:p>
+    <w:p>
+      <w:r>
+        <w:drawing>
+          <wp:inline distT="0" distB="0" distL="0" distR="0" wp14:anchorId="6B710302" wp14:editId="014666B8">
+            <wp:extent cx="5943600" cy="2947670"/>
+            <wp:effectExtent l="0" t="0" r="0" b="5080"/>
+            <wp:docPr id="1895924656" name="Picture 1" descr="A screenshot of a computer&#10;&#10;AI-generated content may be incorrect."/>
+            <wp:cNvGraphicFramePr>
+              <a:graphicFrameLocks xmlns:a="http://schemas.openxmlformats.org/drawingml/2006/main" noChangeAspect="1"/>
+            </wp:cNvGraphicFramePr>
+            <a:graphic xmlns:a="http://schemas.openxmlformats.org/drawingml/2006/main">
+              <a:graphicData uri="http://schemas.openxmlformats.org/drawingml/2006/picture">
+                <pic:pic xmlns:pic="http://schemas.openxmlformats.org/drawingml/2006/picture">
+                  <pic:nvPicPr>
+                    <pic:cNvPr id="1895924656" name="Picture 1" descr="A screenshot of a computer&#10;&#10;AI-generated content may be incorrect."/>
+                    <pic:cNvPicPr/>
+                  </pic:nvPicPr>
+                  <pic:blipFill>
+                    <a:blip r:embed="rId26"/>
+                    <a:stretch>
+                      <a:fillRect/>
+                    </a:stretch>
+                  </pic:blipFill>
+                  <pic:spPr>
+                    <a:xfrm>
+                      <a:off x="0" y="0"/>
+                      <a:ext cx="5943600" cy="2947670"/>
+                    </a:xfrm>
+                    <a:prstGeom prst="rect">
+                      <a:avLst/>
+                    </a:prstGeom>
+                  </pic:spPr>
+                </pic:pic>
+              </a:graphicData>
+            </a:graphic>
+          </wp:inline>
+        </w:drawing>
+      </w:r>
+    </w:p>
     <w:sectPr>
+      <w:headerReference w:type="even" r:id="rId27"/>
+      <w:headerReference w:type="default" r:id="rId28"/>
+      <w:footerReference w:type="even" r:id="rId29"/>
+      <w:footerReference w:type="default" r:id="rId30"/>
+      <w:headerReference w:type="first" r:id="rId31"/>
+      <w:footerReference w:type="first" r:id="rId32"/>
       <w:pgSz w:w="12240" w:h="15840"/>
       <w:pgMar w:top="1440" w:right="1440" w:bottom="1440" w:left="1440" w:header="720" w:footer="720" w:gutter="0"/>
       <w:cols w:space="720"/>
@@ -388,6 +1302,116 @@
     </w:sectPr>
   </w:body>
 </w:document>
+</file>
+
+<file path=word/endnotes.xml><?xml version="1.0" encoding="utf-8"?>
+<w:endnotes xmlns:wpc="http://schemas.microsoft.com/office/word/2010/wordprocessingCanvas" xmlns:cx="http://schemas.microsoft.com/office/drawing/2014/chartex" xmlns:cx1="http://schemas.microsoft.com/office/drawing/2015/9/8/chartex" xmlns:cx2="http://schemas.microsoft.com/office/drawing/2015/10/21/chartex" xmlns:cx3="http://schemas.microsoft.com/office/drawing/2016/5/9/chartex" xmlns:cx4="http://schemas.microsoft.com/office/drawing/2016/5/10/chartex" xmlns:cx5="http://schemas.microsoft.com/office/drawing/2016/5/11/chartex" xmlns:cx6="http://schemas.microsoft.com/office/drawing/2016/5/12/chartex" xmlns:cx7="http://schemas.microsoft.com/office/drawing/2016/5/13/chartex" xmlns:cx8="http://schemas.microsoft.com/office/drawing/2016/5/14/chartex" xmlns:mc="http://schemas.openxmlformats.org/markup-compatibility/2006" xmlns:aink="http://schemas.microsoft.com/office/drawing/2016/ink" xmlns:am3d="http://schemas.microsoft.com/office/drawing/2017/model3d" xmlns:o="urn:schemas-microsoft-com:office:office" xmlns:oel="http://schemas.microsoft.com/office/2019/extlst" xmlns:r="http://schemas.openxmlformats.org/officeDocument/2006/relationships" xmlns:m="http://schemas.openxmlformats.org/officeDocument/2006/math" xmlns:v="urn:schemas-microsoft-com:vml" xmlns:wp14="http://schemas.microsoft.com/office/word/2010/wordprocessingDrawing" xmlns:wp="http://schemas.openxmlformats.org/drawingml/2006/wordprocessingDrawing" xmlns:w10="urn:schemas-microsoft-com:office:word" xmlns:w="http://schemas.openxmlformats.org/wordprocessingml/2006/main" xmlns:w14="http://schemas.microsoft.com/office/word/2010/wordml" xmlns:w15="http://schemas.microsoft.com/office/word/2012/wordml" xmlns:w16cex="http://schemas.microsoft.com/office/word/2018/wordml/cex" xmlns:w16cid="http://schemas.microsoft.com/office/word/2016/wordml/cid" xmlns:w16="http://schemas.microsoft.com/office/word/2018/wordml" xmlns:w16du="http://schemas.microsoft.com/office/word/2023/wordml/word16du" xmlns:w16sdtdh="http://schemas.microsoft.com/office/word/2020/wordml/sdtdatahash" xmlns:w16sdtfl="http://schemas.microsoft.com/office/word/2024/wordml/sdtformatlock" xmlns:w16se="http://schemas.microsoft.com/office/word/2015/wordml/symex" xmlns:wpg="http://schemas.microsoft.com/office/word/2010/wordprocessingGroup" xmlns:wpi="http://schemas.microsoft.com/office/word/2010/wordprocessingInk" xmlns:wne="http://schemas.microsoft.com/office/word/2006/wordml" xmlns:wps="http://schemas.microsoft.com/office/word/2010/wordprocessingShape" mc:Ignorable="w14 w15 w16se w16cid w16 w16cex w16sdtdh w16sdtfl w16du wp14">
+  <w:endnote w:type="separator" w:id="-1">
+    <w:p>
+      <w:pPr>
+        <w:spacing w:after="0" w:line="240" w:lineRule="auto"/>
+      </w:pPr>
+      <w:r>
+        <w:separator/>
+      </w:r>
+    </w:p>
+  </w:endnote>
+  <w:endnote w:type="continuationSeparator" w:id="0">
+    <w:p>
+      <w:pPr>
+        <w:spacing w:after="0" w:line="240" w:lineRule="auto"/>
+      </w:pPr>
+      <w:r>
+        <w:continuationSeparator/>
+      </w:r>
+    </w:p>
+  </w:endnote>
+</w:endnotes>
+</file>
+
+<file path=word/footer1.xml><?xml version="1.0" encoding="utf-8"?>
+<w:ftr xmlns:wpc="http://schemas.microsoft.com/office/word/2010/wordprocessingCanvas" xmlns:cx="http://schemas.microsoft.com/office/drawing/2014/chartex" xmlns:cx1="http://schemas.microsoft.com/office/drawing/2015/9/8/chartex" xmlns:cx2="http://schemas.microsoft.com/office/drawing/2015/10/21/chartex" xmlns:cx3="http://schemas.microsoft.com/office/drawing/2016/5/9/chartex" xmlns:cx4="http://schemas.microsoft.com/office/drawing/2016/5/10/chartex" xmlns:cx5="http://schemas.microsoft.com/office/drawing/2016/5/11/chartex" xmlns:cx6="http://schemas.microsoft.com/office/drawing/2016/5/12/chartex" xmlns:cx7="http://schemas.microsoft.com/office/drawing/2016/5/13/chartex" xmlns:cx8="http://schemas.microsoft.com/office/drawing/2016/5/14/chartex" xmlns:mc="http://schemas.openxmlformats.org/markup-compatibility/2006" xmlns:aink="http://schemas.microsoft.com/office/drawing/2016/ink" xmlns:am3d="http://schemas.microsoft.com/office/drawing/2017/model3d" xmlns:o="urn:schemas-microsoft-com:office:office" xmlns:oel="http://schemas.microsoft.com/office/2019/extlst" xmlns:r="http://schemas.openxmlformats.org/officeDocument/2006/relationships" xmlns:m="http://schemas.openxmlformats.org/officeDocument/2006/math" xmlns:v="urn:schemas-microsoft-com:vml" xmlns:wp14="http://schemas.microsoft.com/office/word/2010/wordprocessingDrawing" xmlns:wp="http://schemas.openxmlformats.org/drawingml/2006/wordprocessingDrawing" xmlns:w10="urn:schemas-microsoft-com:office:word" xmlns:w="http://schemas.openxmlformats.org/wordprocessingml/2006/main" xmlns:w14="http://schemas.microsoft.com/office/word/2010/wordml" xmlns:w15="http://schemas.microsoft.com/office/word/2012/wordml" xmlns:w16cex="http://schemas.microsoft.com/office/word/2018/wordml/cex" xmlns:w16cid="http://schemas.microsoft.com/office/word/2016/wordml/cid" xmlns:w16="http://schemas.microsoft.com/office/word/2018/wordml" xmlns:w16du="http://schemas.microsoft.com/office/word/2023/wordml/word16du" xmlns:w16sdtdh="http://schemas.microsoft.com/office/word/2020/wordml/sdtdatahash" xmlns:w16sdtfl="http://schemas.microsoft.com/office/word/2024/wordml/sdtformatlock" xmlns:w16se="http://schemas.microsoft.com/office/word/2015/wordml/symex" xmlns:wpg="http://schemas.microsoft.com/office/word/2010/wordprocessingGroup" xmlns:wpi="http://schemas.microsoft.com/office/word/2010/wordprocessingInk" xmlns:wne="http://schemas.microsoft.com/office/word/2006/wordml" xmlns:wps="http://schemas.microsoft.com/office/word/2010/wordprocessingShape" mc:Ignorable="w14 w15 w16se w16cid w16 w16cex w16sdtdh w16sdtfl w16du wp14">
+  <w:p>
+    <w:pPr>
+      <w:pStyle w:val="Footer"/>
+    </w:pPr>
+  </w:p>
+</w:ftr>
+</file>
+
+<file path=word/footer2.xml><?xml version="1.0" encoding="utf-8"?>
+<w:ftr xmlns:wpc="http://schemas.microsoft.com/office/word/2010/wordprocessingCanvas" xmlns:cx="http://schemas.microsoft.com/office/drawing/2014/chartex" xmlns:cx1="http://schemas.microsoft.com/office/drawing/2015/9/8/chartex" xmlns:cx2="http://schemas.microsoft.com/office/drawing/2015/10/21/chartex" xmlns:cx3="http://schemas.microsoft.com/office/drawing/2016/5/9/chartex" xmlns:cx4="http://schemas.microsoft.com/office/drawing/2016/5/10/chartex" xmlns:cx5="http://schemas.microsoft.com/office/drawing/2016/5/11/chartex" xmlns:cx6="http://schemas.microsoft.com/office/drawing/2016/5/12/chartex" xmlns:cx7="http://schemas.microsoft.com/office/drawing/2016/5/13/chartex" xmlns:cx8="http://schemas.microsoft.com/office/drawing/2016/5/14/chartex" xmlns:mc="http://schemas.openxmlformats.org/markup-compatibility/2006" xmlns:aink="http://schemas.microsoft.com/office/drawing/2016/ink" xmlns:am3d="http://schemas.microsoft.com/office/drawing/2017/model3d" xmlns:o="urn:schemas-microsoft-com:office:office" xmlns:oel="http://schemas.microsoft.com/office/2019/extlst" xmlns:r="http://schemas.openxmlformats.org/officeDocument/2006/relationships" xmlns:m="http://schemas.openxmlformats.org/officeDocument/2006/math" xmlns:v="urn:schemas-microsoft-com:vml" xmlns:wp14="http://schemas.microsoft.com/office/word/2010/wordprocessingDrawing" xmlns:wp="http://schemas.openxmlformats.org/drawingml/2006/wordprocessingDrawing" xmlns:w10="urn:schemas-microsoft-com:office:word" xmlns:w="http://schemas.openxmlformats.org/wordprocessingml/2006/main" xmlns:w14="http://schemas.microsoft.com/office/word/2010/wordml" xmlns:w15="http://schemas.microsoft.com/office/word/2012/wordml" xmlns:w16cex="http://schemas.microsoft.com/office/word/2018/wordml/cex" xmlns:w16cid="http://schemas.microsoft.com/office/word/2016/wordml/cid" xmlns:w16="http://schemas.microsoft.com/office/word/2018/wordml" xmlns:w16du="http://schemas.microsoft.com/office/word/2023/wordml/word16du" xmlns:w16sdtdh="http://schemas.microsoft.com/office/word/2020/wordml/sdtdatahash" xmlns:w16sdtfl="http://schemas.microsoft.com/office/word/2024/wordml/sdtformatlock" xmlns:w16se="http://schemas.microsoft.com/office/word/2015/wordml/symex" xmlns:wpg="http://schemas.microsoft.com/office/word/2010/wordprocessingGroup" xmlns:wpi="http://schemas.microsoft.com/office/word/2010/wordprocessingInk" xmlns:wne="http://schemas.microsoft.com/office/word/2006/wordml" xmlns:wps="http://schemas.microsoft.com/office/word/2010/wordprocessingShape" mc:Ignorable="w14 w15 w16se w16cid w16 w16cex w16sdtdh w16sdtfl w16du wp14">
+  <w:p>
+    <w:pPr>
+      <w:pStyle w:val="Footer"/>
+    </w:pPr>
+  </w:p>
+</w:ftr>
+</file>
+
+<file path=word/footer3.xml><?xml version="1.0" encoding="utf-8"?>
+<w:ftr xmlns:wpc="http://schemas.microsoft.com/office/word/2010/wordprocessingCanvas" xmlns:cx="http://schemas.microsoft.com/office/drawing/2014/chartex" xmlns:cx1="http://schemas.microsoft.com/office/drawing/2015/9/8/chartex" xmlns:cx2="http://schemas.microsoft.com/office/drawing/2015/10/21/chartex" xmlns:cx3="http://schemas.microsoft.com/office/drawing/2016/5/9/chartex" xmlns:cx4="http://schemas.microsoft.com/office/drawing/2016/5/10/chartex" xmlns:cx5="http://schemas.microsoft.com/office/drawing/2016/5/11/chartex" xmlns:cx6="http://schemas.microsoft.com/office/drawing/2016/5/12/chartex" xmlns:cx7="http://schemas.microsoft.com/office/drawing/2016/5/13/chartex" xmlns:cx8="http://schemas.microsoft.com/office/drawing/2016/5/14/chartex" xmlns:mc="http://schemas.openxmlformats.org/markup-compatibility/2006" xmlns:aink="http://schemas.microsoft.com/office/drawing/2016/ink" xmlns:am3d="http://schemas.microsoft.com/office/drawing/2017/model3d" xmlns:o="urn:schemas-microsoft-com:office:office" xmlns:oel="http://schemas.microsoft.com/office/2019/extlst" xmlns:r="http://schemas.openxmlformats.org/officeDocument/2006/relationships" xmlns:m="http://schemas.openxmlformats.org/officeDocument/2006/math" xmlns:v="urn:schemas-microsoft-com:vml" xmlns:wp14="http://schemas.microsoft.com/office/word/2010/wordprocessingDrawing" xmlns:wp="http://schemas.openxmlformats.org/drawingml/2006/wordprocessingDrawing" xmlns:w10="urn:schemas-microsoft-com:office:word" xmlns:w="http://schemas.openxmlformats.org/wordprocessingml/2006/main" xmlns:w14="http://schemas.microsoft.com/office/word/2010/wordml" xmlns:w15="http://schemas.microsoft.com/office/word/2012/wordml" xmlns:w16cex="http://schemas.microsoft.com/office/word/2018/wordml/cex" xmlns:w16cid="http://schemas.microsoft.com/office/word/2016/wordml/cid" xmlns:w16="http://schemas.microsoft.com/office/word/2018/wordml" xmlns:w16du="http://schemas.microsoft.com/office/word/2023/wordml/word16du" xmlns:w16sdtdh="http://schemas.microsoft.com/office/word/2020/wordml/sdtdatahash" xmlns:w16sdtfl="http://schemas.microsoft.com/office/word/2024/wordml/sdtformatlock" xmlns:w16se="http://schemas.microsoft.com/office/word/2015/wordml/symex" xmlns:wpg="http://schemas.microsoft.com/office/word/2010/wordprocessingGroup" xmlns:wpi="http://schemas.microsoft.com/office/word/2010/wordprocessingInk" xmlns:wne="http://schemas.microsoft.com/office/word/2006/wordml" xmlns:wps="http://schemas.microsoft.com/office/word/2010/wordprocessingShape" mc:Ignorable="w14 w15 w16se w16cid w16 w16cex w16sdtdh w16sdtfl w16du wp14">
+  <w:p>
+    <w:pPr>
+      <w:pStyle w:val="Footer"/>
+    </w:pPr>
+  </w:p>
+</w:ftr>
+</file>
+
+<file path=word/footnotes.xml><?xml version="1.0" encoding="utf-8"?>
+<w:footnotes xmlns:wpc="http://schemas.microsoft.com/office/word/2010/wordprocessingCanvas" xmlns:cx="http://schemas.microsoft.com/office/drawing/2014/chartex" xmlns:cx1="http://schemas.microsoft.com/office/drawing/2015/9/8/chartex" xmlns:cx2="http://schemas.microsoft.com/office/drawing/2015/10/21/chartex" xmlns:cx3="http://schemas.microsoft.com/office/drawing/2016/5/9/chartex" xmlns:cx4="http://schemas.microsoft.com/office/drawing/2016/5/10/chartex" xmlns:cx5="http://schemas.microsoft.com/office/drawing/2016/5/11/chartex" xmlns:cx6="http://schemas.microsoft.com/office/drawing/2016/5/12/chartex" xmlns:cx7="http://schemas.microsoft.com/office/drawing/2016/5/13/chartex" xmlns:cx8="http://schemas.microsoft.com/office/drawing/2016/5/14/chartex" xmlns:mc="http://schemas.openxmlformats.org/markup-compatibility/2006" xmlns:aink="http://schemas.microsoft.com/office/drawing/2016/ink" xmlns:am3d="http://schemas.microsoft.com/office/drawing/2017/model3d" xmlns:o="urn:schemas-microsoft-com:office:office" xmlns:oel="http://schemas.microsoft.com/office/2019/extlst" xmlns:r="http://schemas.openxmlformats.org/officeDocument/2006/relationships" xmlns:m="http://schemas.openxmlformats.org/officeDocument/2006/math" xmlns:v="urn:schemas-microsoft-com:vml" xmlns:wp14="http://schemas.microsoft.com/office/word/2010/wordprocessingDrawing" xmlns:wp="http://schemas.openxmlformats.org/drawingml/2006/wordprocessingDrawing" xmlns:w10="urn:schemas-microsoft-com:office:word" xmlns:w="http://schemas.openxmlformats.org/wordprocessingml/2006/main" xmlns:w14="http://schemas.microsoft.com/office/word/2010/wordml" xmlns:w15="http://schemas.microsoft.com/office/word/2012/wordml" xmlns:w16cex="http://schemas.microsoft.com/office/word/2018/wordml/cex" xmlns:w16cid="http://schemas.microsoft.com/office/word/2016/wordml/cid" xmlns:w16="http://schemas.microsoft.com/office/word/2018/wordml" xmlns:w16du="http://schemas.microsoft.com/office/word/2023/wordml/word16du" xmlns:w16sdtdh="http://schemas.microsoft.com/office/word/2020/wordml/sdtdatahash" xmlns:w16sdtfl="http://schemas.microsoft.com/office/word/2024/wordml/sdtformatlock" xmlns:w16se="http://schemas.microsoft.com/office/word/2015/wordml/symex" xmlns:wpg="http://schemas.microsoft.com/office/word/2010/wordprocessingGroup" xmlns:wpi="http://schemas.microsoft.com/office/word/2010/wordprocessingInk" xmlns:wne="http://schemas.microsoft.com/office/word/2006/wordml" xmlns:wps="http://schemas.microsoft.com/office/word/2010/wordprocessingShape" mc:Ignorable="w14 w15 w16se w16cid w16 w16cex w16sdtdh w16sdtfl w16du wp14">
+  <w:footnote w:type="separator" w:id="-1">
+    <w:p>
+      <w:pPr>
+        <w:spacing w:after="0" w:line="240" w:lineRule="auto"/>
+      </w:pPr>
+      <w:r>
+        <w:separator/>
+      </w:r>
+    </w:p>
+  </w:footnote>
+  <w:footnote w:type="continuationSeparator" w:id="0">
+    <w:p>
+      <w:pPr>
+        <w:spacing w:after="0" w:line="240" w:lineRule="auto"/>
+      </w:pPr>
+      <w:r>
+        <w:continuationSeparator/>
+      </w:r>
+    </w:p>
+  </w:footnote>
+</w:footnotes>
+</file>
+
+<file path=word/header1.xml><?xml version="1.0" encoding="utf-8"?>
+<w:hdr xmlns:wpc="http://schemas.microsoft.com/office/word/2010/wordprocessingCanvas" xmlns:cx="http://schemas.microsoft.com/office/drawing/2014/chartex" xmlns:cx1="http://schemas.microsoft.com/office/drawing/2015/9/8/chartex" xmlns:cx2="http://schemas.microsoft.com/office/drawing/2015/10/21/chartex" xmlns:cx3="http://schemas.microsoft.com/office/drawing/2016/5/9/chartex" xmlns:cx4="http://schemas.microsoft.com/office/drawing/2016/5/10/chartex" xmlns:cx5="http://schemas.microsoft.com/office/drawing/2016/5/11/chartex" xmlns:cx6="http://schemas.microsoft.com/office/drawing/2016/5/12/chartex" xmlns:cx7="http://schemas.microsoft.com/office/drawing/2016/5/13/chartex" xmlns:cx8="http://schemas.microsoft.com/office/drawing/2016/5/14/chartex" xmlns:mc="http://schemas.openxmlformats.org/markup-compatibility/2006" xmlns:aink="http://schemas.microsoft.com/office/drawing/2016/ink" xmlns:am3d="http://schemas.microsoft.com/office/drawing/2017/model3d" xmlns:o="urn:schemas-microsoft-com:office:office" xmlns:oel="http://schemas.microsoft.com/office/2019/extlst" xmlns:r="http://schemas.openxmlformats.org/officeDocument/2006/relationships" xmlns:m="http://schemas.openxmlformats.org/officeDocument/2006/math" xmlns:v="urn:schemas-microsoft-com:vml" xmlns:wp14="http://schemas.microsoft.com/office/word/2010/wordprocessingDrawing" xmlns:wp="http://schemas.openxmlformats.org/drawingml/2006/wordprocessingDrawing" xmlns:w10="urn:schemas-microsoft-com:office:word" xmlns:w="http://schemas.openxmlformats.org/wordprocessingml/2006/main" xmlns:w14="http://schemas.microsoft.com/office/word/2010/wordml" xmlns:w15="http://schemas.microsoft.com/office/word/2012/wordml" xmlns:w16cex="http://schemas.microsoft.com/office/word/2018/wordml/cex" xmlns:w16cid="http://schemas.microsoft.com/office/word/2016/wordml/cid" xmlns:w16="http://schemas.microsoft.com/office/word/2018/wordml" xmlns:w16du="http://schemas.microsoft.com/office/word/2023/wordml/word16du" xmlns:w16sdtdh="http://schemas.microsoft.com/office/word/2020/wordml/sdtdatahash" xmlns:w16sdtfl="http://schemas.microsoft.com/office/word/2024/wordml/sdtformatlock" xmlns:w16se="http://schemas.microsoft.com/office/word/2015/wordml/symex" xmlns:wpg="http://schemas.microsoft.com/office/word/2010/wordprocessingGroup" xmlns:wpi="http://schemas.microsoft.com/office/word/2010/wordprocessingInk" xmlns:wne="http://schemas.microsoft.com/office/word/2006/wordml" xmlns:wps="http://schemas.microsoft.com/office/word/2010/wordprocessingShape" mc:Ignorable="w14 w15 w16se w16cid w16 w16cex w16sdtdh w16sdtfl w16du wp14">
+  <w:p>
+    <w:pPr>
+      <w:pStyle w:val="Header"/>
+    </w:pPr>
+  </w:p>
+</w:hdr>
+</file>
+
+<file path=word/header2.xml><?xml version="1.0" encoding="utf-8"?>
+<w:hdr xmlns:wpc="http://schemas.microsoft.com/office/word/2010/wordprocessingCanvas" xmlns:cx="http://schemas.microsoft.com/office/drawing/2014/chartex" xmlns:cx1="http://schemas.microsoft.com/office/drawing/2015/9/8/chartex" xmlns:cx2="http://schemas.microsoft.com/office/drawing/2015/10/21/chartex" xmlns:cx3="http://schemas.microsoft.com/office/drawing/2016/5/9/chartex" xmlns:cx4="http://schemas.microsoft.com/office/drawing/2016/5/10/chartex" xmlns:cx5="http://schemas.microsoft.com/office/drawing/2016/5/11/chartex" xmlns:cx6="http://schemas.microsoft.com/office/drawing/2016/5/12/chartex" xmlns:cx7="http://schemas.microsoft.com/office/drawing/2016/5/13/chartex" xmlns:cx8="http://schemas.microsoft.com/office/drawing/2016/5/14/chartex" xmlns:mc="http://schemas.openxmlformats.org/markup-compatibility/2006" xmlns:aink="http://schemas.microsoft.com/office/drawing/2016/ink" xmlns:am3d="http://schemas.microsoft.com/office/drawing/2017/model3d" xmlns:o="urn:schemas-microsoft-com:office:office" xmlns:oel="http://schemas.microsoft.com/office/2019/extlst" xmlns:r="http://schemas.openxmlformats.org/officeDocument/2006/relationships" xmlns:m="http://schemas.openxmlformats.org/officeDocument/2006/math" xmlns:v="urn:schemas-microsoft-com:vml" xmlns:wp14="http://schemas.microsoft.com/office/word/2010/wordprocessingDrawing" xmlns:wp="http://schemas.openxmlformats.org/drawingml/2006/wordprocessingDrawing" xmlns:w10="urn:schemas-microsoft-com:office:word" xmlns:w="http://schemas.openxmlformats.org/wordprocessingml/2006/main" xmlns:w14="http://schemas.microsoft.com/office/word/2010/wordml" xmlns:w15="http://schemas.microsoft.com/office/word/2012/wordml" xmlns:w16cex="http://schemas.microsoft.com/office/word/2018/wordml/cex" xmlns:w16cid="http://schemas.microsoft.com/office/word/2016/wordml/cid" xmlns:w16="http://schemas.microsoft.com/office/word/2018/wordml" xmlns:w16du="http://schemas.microsoft.com/office/word/2023/wordml/word16du" xmlns:w16sdtdh="http://schemas.microsoft.com/office/word/2020/wordml/sdtdatahash" xmlns:w16sdtfl="http://schemas.microsoft.com/office/word/2024/wordml/sdtformatlock" xmlns:w16se="http://schemas.microsoft.com/office/word/2015/wordml/symex" xmlns:wpg="http://schemas.microsoft.com/office/word/2010/wordprocessingGroup" xmlns:wpi="http://schemas.microsoft.com/office/word/2010/wordprocessingInk" xmlns:wne="http://schemas.microsoft.com/office/word/2006/wordml" xmlns:wps="http://schemas.microsoft.com/office/word/2010/wordprocessingShape" mc:Ignorable="w14 w15 w16se w16cid w16 w16cex w16sdtdh w16sdtfl w16du wp14">
+  <w:p>
+    <w:pPr>
+      <w:pStyle w:val="Header"/>
+    </w:pPr>
+  </w:p>
+</w:hdr>
+</file>
+
+<file path=word/header3.xml><?xml version="1.0" encoding="utf-8"?>
+<w:hdr xmlns:wpc="http://schemas.microsoft.com/office/word/2010/wordprocessingCanvas" xmlns:cx="http://schemas.microsoft.com/office/drawing/2014/chartex" xmlns:cx1="http://schemas.microsoft.com/office/drawing/2015/9/8/chartex" xmlns:cx2="http://schemas.microsoft.com/office/drawing/2015/10/21/chartex" xmlns:cx3="http://schemas.microsoft.com/office/drawing/2016/5/9/chartex" xmlns:cx4="http://schemas.microsoft.com/office/drawing/2016/5/10/chartex" xmlns:cx5="http://schemas.microsoft.com/office/drawing/2016/5/11/chartex" xmlns:cx6="http://schemas.microsoft.com/office/drawing/2016/5/12/chartex" xmlns:cx7="http://schemas.microsoft.com/office/drawing/2016/5/13/chartex" xmlns:cx8="http://schemas.microsoft.com/office/drawing/2016/5/14/chartex" xmlns:mc="http://schemas.openxmlformats.org/markup-compatibility/2006" xmlns:aink="http://schemas.microsoft.com/office/drawing/2016/ink" xmlns:am3d="http://schemas.microsoft.com/office/drawing/2017/model3d" xmlns:o="urn:schemas-microsoft-com:office:office" xmlns:oel="http://schemas.microsoft.com/office/2019/extlst" xmlns:r="http://schemas.openxmlformats.org/officeDocument/2006/relationships" xmlns:m="http://schemas.openxmlformats.org/officeDocument/2006/math" xmlns:v="urn:schemas-microsoft-com:vml" xmlns:wp14="http://schemas.microsoft.com/office/word/2010/wordprocessingDrawing" xmlns:wp="http://schemas.openxmlformats.org/drawingml/2006/wordprocessingDrawing" xmlns:w10="urn:schemas-microsoft-com:office:word" xmlns:w="http://schemas.openxmlformats.org/wordprocessingml/2006/main" xmlns:w14="http://schemas.microsoft.com/office/word/2010/wordml" xmlns:w15="http://schemas.microsoft.com/office/word/2012/wordml" xmlns:w16cex="http://schemas.microsoft.com/office/word/2018/wordml/cex" xmlns:w16cid="http://schemas.microsoft.com/office/word/2016/wordml/cid" xmlns:w16="http://schemas.microsoft.com/office/word/2018/wordml" xmlns:w16du="http://schemas.microsoft.com/office/word/2023/wordml/word16du" xmlns:w16sdtdh="http://schemas.microsoft.com/office/word/2020/wordml/sdtdatahash" xmlns:w16sdtfl="http://schemas.microsoft.com/office/word/2024/wordml/sdtformatlock" xmlns:w16se="http://schemas.microsoft.com/office/word/2015/wordml/symex" xmlns:wpg="http://schemas.microsoft.com/office/word/2010/wordprocessingGroup" xmlns:wpi="http://schemas.microsoft.com/office/word/2010/wordprocessingInk" xmlns:wne="http://schemas.microsoft.com/office/word/2006/wordml" xmlns:wps="http://schemas.microsoft.com/office/word/2010/wordprocessingShape" mc:Ignorable="w14 w15 w16se w16cid w16 w16cex w16sdtdh w16sdtfl w16du wp14">
+  <w:p>
+    <w:pPr>
+      <w:pStyle w:val="Header"/>
+    </w:pPr>
+  </w:p>
+</w:hdr>
 </file>
 
 <file path=word/numbering.xml><?xml version="1.0" encoding="utf-8"?>
@@ -1564,6 +2588,50 @@
       <w:shd w:val="clear" w:color="auto" w:fill="E1DFDD"/>
     </w:rPr>
   </w:style>
+  <w:style w:type="paragraph" w:styleId="Header">
+    <w:name w:val="header"/>
+    <w:basedOn w:val="Normal"/>
+    <w:link w:val="HeaderChar"/>
+    <w:uiPriority w:val="99"/>
+    <w:unhideWhenUsed/>
+    <w:rsid w:val="00D61ED8"/>
+    <w:pPr>
+      <w:tabs>
+        <w:tab w:val="center" w:pos="4680"/>
+        <w:tab w:val="right" w:pos="9360"/>
+      </w:tabs>
+      <w:spacing w:after="0" w:line="240" w:lineRule="auto"/>
+    </w:pPr>
+  </w:style>
+  <w:style w:type="character" w:customStyle="1" w:styleId="HeaderChar">
+    <w:name w:val="Header Char"/>
+    <w:basedOn w:val="DefaultParagraphFont"/>
+    <w:link w:val="Header"/>
+    <w:uiPriority w:val="99"/>
+    <w:rsid w:val="00D61ED8"/>
+  </w:style>
+  <w:style w:type="paragraph" w:styleId="Footer">
+    <w:name w:val="footer"/>
+    <w:basedOn w:val="Normal"/>
+    <w:link w:val="FooterChar"/>
+    <w:uiPriority w:val="99"/>
+    <w:unhideWhenUsed/>
+    <w:rsid w:val="00D61ED8"/>
+    <w:pPr>
+      <w:tabs>
+        <w:tab w:val="center" w:pos="4680"/>
+        <w:tab w:val="right" w:pos="9360"/>
+      </w:tabs>
+      <w:spacing w:after="0" w:line="240" w:lineRule="auto"/>
+    </w:pPr>
+  </w:style>
+  <w:style w:type="character" w:customStyle="1" w:styleId="FooterChar">
+    <w:name w:val="Footer Char"/>
+    <w:basedOn w:val="DefaultParagraphFont"/>
+    <w:link w:val="Footer"/>
+    <w:uiPriority w:val="99"/>
+    <w:rsid w:val="00D61ED8"/>
+  </w:style>
 </w:styles>
 </file>
 

--- a/Prometheus and Grafana Installation guide.docx
+++ b/Prometheus and Grafana Installation guide.docx
@@ -449,6 +449,9 @@
         <w:t xml:space="preserve">Update and Install Prometheus using </w:t>
       </w:r>
       <w:r>
+        <w:rPr>
+          <w:noProof/>
+        </w:rPr>
         <w:drawing>
           <wp:inline distT="0" distB="0" distL="0" distR="0" wp14:anchorId="1213BB37" wp14:editId="0CA76036">
             <wp:extent cx="5943600" cy="248285"/>
@@ -492,6 +495,9 @@
         <w:t>Unzip and rename to an easy name using -</w:t>
       </w:r>
       <w:r>
+        <w:rPr>
+          <w:noProof/>
+        </w:rPr>
         <w:drawing>
           <wp:inline distT="0" distB="0" distL="0" distR="0" wp14:anchorId="3D6B55BE" wp14:editId="151A0ED2">
             <wp:extent cx="5943600" cy="605790"/>
@@ -550,6 +556,9 @@
         <w:t xml:space="preserve"> file with the application server I address as -</w:t>
       </w:r>
       <w:r>
+        <w:rPr>
+          <w:noProof/>
+        </w:rPr>
         <w:drawing>
           <wp:inline distT="0" distB="0" distL="0" distR="0" wp14:anchorId="4F975AFB" wp14:editId="5E3A73AA">
             <wp:extent cx="5943600" cy="2320925"/>
@@ -629,6 +638,9 @@
         <w:t>Under replacement use monitoring server details.</w:t>
       </w:r>
       <w:r>
+        <w:rPr>
+          <w:noProof/>
+        </w:rPr>
         <w:drawing>
           <wp:inline distT="0" distB="0" distL="0" distR="0" wp14:anchorId="6B93BACD" wp14:editId="0CE9F841">
             <wp:extent cx="5943600" cy="2932430"/>
@@ -697,6 +709,9 @@
     </w:p>
     <w:p>
       <w:r>
+        <w:rPr>
+          <w:noProof/>
+        </w:rPr>
         <w:drawing>
           <wp:inline distT="0" distB="0" distL="0" distR="0" wp14:anchorId="51730E0B" wp14:editId="58F8E435">
             <wp:extent cx="5943600" cy="2954020"/>
@@ -762,6 +777,9 @@
     <w:p/>
     <w:p>
       <w:r>
+        <w:rPr>
+          <w:noProof/>
+        </w:rPr>
         <w:drawing>
           <wp:inline distT="0" distB="0" distL="0" distR="0" wp14:anchorId="0CBD565E" wp14:editId="390119AC">
             <wp:extent cx="5943600" cy="2743835"/>
@@ -801,13 +819,7 @@
     </w:p>
     <w:p>
       <w:r>
-        <w:t xml:space="preserve">To </w:t>
-      </w:r>
-      <w:r>
-        <w:t xml:space="preserve">visualize </w:t>
-      </w:r>
-      <w:r>
-        <w:t xml:space="preserve">scraped metrices, </w:t>
+        <w:t xml:space="preserve">To visualize scraped metrices, </w:t>
       </w:r>
       <w:proofErr w:type="gramStart"/>
       <w:r>
@@ -846,6 +858,9 @@
         <w:t xml:space="preserve"> on Ubuntu) - </w:t>
       </w:r>
       <w:r>
+        <w:rPr>
+          <w:noProof/>
+        </w:rPr>
         <w:drawing>
           <wp:inline distT="0" distB="0" distL="0" distR="0" wp14:anchorId="61C76F0A" wp14:editId="041FB14E">
             <wp:extent cx="5943600" cy="1570355"/>
@@ -910,6 +925,9 @@
     </w:p>
     <w:p>
       <w:r>
+        <w:rPr>
+          <w:noProof/>
+        </w:rPr>
         <w:drawing>
           <wp:inline distT="0" distB="0" distL="0" distR="0" wp14:anchorId="344EC8F3" wp14:editId="124034B9">
             <wp:extent cx="5943600" cy="2949575"/>
@@ -961,6 +979,9 @@
         <w:t xml:space="preserve"> of application server along with port number, click on save and test. </w:t>
       </w:r>
       <w:r>
+        <w:rPr>
+          <w:noProof/>
+        </w:rPr>
         <w:drawing>
           <wp:inline distT="0" distB="0" distL="0" distR="0" wp14:anchorId="67BDC590" wp14:editId="278A3295">
             <wp:extent cx="5943600" cy="1257300"/>
@@ -1017,6 +1038,9 @@
       </w:r>
       <w:proofErr w:type="spellEnd"/>
       <w:r>
+        <w:rPr>
+          <w:noProof/>
+        </w:rPr>
         <w:drawing>
           <wp:inline distT="0" distB="0" distL="0" distR="0" wp14:anchorId="55D08D61" wp14:editId="42029600">
             <wp:extent cx="5943600" cy="3034030"/>
@@ -1099,6 +1123,9 @@
         <w:t xml:space="preserve"> </w:t>
       </w:r>
       <w:r>
+        <w:rPr>
+          <w:noProof/>
+        </w:rPr>
         <w:drawing>
           <wp:inline distT="0" distB="0" distL="0" distR="0" wp14:anchorId="47161012" wp14:editId="6B561A9F">
             <wp:extent cx="5943600" cy="2910840"/>
@@ -1144,6 +1171,9 @@
     <w:p/>
     <w:p>
       <w:r>
+        <w:rPr>
+          <w:noProof/>
+        </w:rPr>
         <w:lastRenderedPageBreak/>
         <w:drawing>
           <wp:inline distT="0" distB="0" distL="0" distR="0" wp14:anchorId="3952128B" wp14:editId="27FC28EF">
@@ -1205,6 +1235,9 @@
         <w:t xml:space="preserve"> </w:t>
       </w:r>
       <w:r>
+        <w:rPr>
+          <w:noProof/>
+        </w:rPr>
         <w:drawing>
           <wp:inline distT="0" distB="0" distL="0" distR="0" wp14:anchorId="4E8B0645" wp14:editId="02230596">
             <wp:extent cx="5943600" cy="2938780"/>
@@ -1251,6 +1284,9 @@
     </w:p>
     <w:p>
       <w:r>
+        <w:rPr>
+          <w:noProof/>
+        </w:rPr>
         <w:drawing>
           <wp:inline distT="0" distB="0" distL="0" distR="0" wp14:anchorId="6B710302" wp14:editId="014666B8">
             <wp:extent cx="5943600" cy="2947670"/>
@@ -1288,13 +1324,107 @@
         </w:drawing>
       </w:r>
     </w:p>
+    <w:p/>
+    <w:p>
+      <w:r>
+        <w:lastRenderedPageBreak/>
+        <w:t xml:space="preserve">Alert Manager configured- </w:t>
+      </w:r>
+      <w:r>
+        <w:drawing>
+          <wp:inline distT="0" distB="0" distL="0" distR="0" wp14:anchorId="65164CC7" wp14:editId="5529BAC5">
+            <wp:extent cx="5943600" cy="2820035"/>
+            <wp:effectExtent l="0" t="0" r="0" b="0"/>
+            <wp:docPr id="324287257" name="Picture 1" descr="A screenshot of a computer&#10;&#10;AI-generated content may be incorrect."/>
+            <wp:cNvGraphicFramePr>
+              <a:graphicFrameLocks xmlns:a="http://schemas.openxmlformats.org/drawingml/2006/main" noChangeAspect="1"/>
+            </wp:cNvGraphicFramePr>
+            <a:graphic xmlns:a="http://schemas.openxmlformats.org/drawingml/2006/main">
+              <a:graphicData uri="http://schemas.openxmlformats.org/drawingml/2006/picture">
+                <pic:pic xmlns:pic="http://schemas.openxmlformats.org/drawingml/2006/picture">
+                  <pic:nvPicPr>
+                    <pic:cNvPr id="324287257" name="Picture 1" descr="A screenshot of a computer&#10;&#10;AI-generated content may be incorrect."/>
+                    <pic:cNvPicPr/>
+                  </pic:nvPicPr>
+                  <pic:blipFill>
+                    <a:blip r:embed="rId27"/>
+                    <a:stretch>
+                      <a:fillRect/>
+                    </a:stretch>
+                  </pic:blipFill>
+                  <pic:spPr>
+                    <a:xfrm>
+                      <a:off x="0" y="0"/>
+                      <a:ext cx="5943600" cy="2820035"/>
+                    </a:xfrm>
+                    <a:prstGeom prst="rect">
+                      <a:avLst/>
+                    </a:prstGeom>
+                  </pic:spPr>
+                </pic:pic>
+              </a:graphicData>
+            </a:graphic>
+          </wp:inline>
+        </w:drawing>
+      </w:r>
+    </w:p>
+    <w:p>
+      <w:r>
+        <w:t xml:space="preserve">Email alert created using </w:t>
+      </w:r>
+      <w:proofErr w:type="spellStart"/>
+      <w:r>
+        <w:t>Altermanager</w:t>
+      </w:r>
+      <w:proofErr w:type="spellEnd"/>
+      <w:r>
+        <w:t xml:space="preserve">- </w:t>
+      </w:r>
+      <w:r>
+        <w:drawing>
+          <wp:inline distT="0" distB="0" distL="0" distR="0" wp14:anchorId="5FBBA260" wp14:editId="1A496CA0">
+            <wp:extent cx="5943600" cy="2733675"/>
+            <wp:effectExtent l="0" t="0" r="0" b="9525"/>
+            <wp:docPr id="1344817668" name="Picture 1" descr="A screenshot of a computer&#10;&#10;AI-generated content may be incorrect."/>
+            <wp:cNvGraphicFramePr>
+              <a:graphicFrameLocks xmlns:a="http://schemas.openxmlformats.org/drawingml/2006/main" noChangeAspect="1"/>
+            </wp:cNvGraphicFramePr>
+            <a:graphic xmlns:a="http://schemas.openxmlformats.org/drawingml/2006/main">
+              <a:graphicData uri="http://schemas.openxmlformats.org/drawingml/2006/picture">
+                <pic:pic xmlns:pic="http://schemas.openxmlformats.org/drawingml/2006/picture">
+                  <pic:nvPicPr>
+                    <pic:cNvPr id="1344817668" name="Picture 1" descr="A screenshot of a computer&#10;&#10;AI-generated content may be incorrect."/>
+                    <pic:cNvPicPr/>
+                  </pic:nvPicPr>
+                  <pic:blipFill>
+                    <a:blip r:embed="rId28"/>
+                    <a:stretch>
+                      <a:fillRect/>
+                    </a:stretch>
+                  </pic:blipFill>
+                  <pic:spPr>
+                    <a:xfrm>
+                      <a:off x="0" y="0"/>
+                      <a:ext cx="5943600" cy="2733675"/>
+                    </a:xfrm>
+                    <a:prstGeom prst="rect">
+                      <a:avLst/>
+                    </a:prstGeom>
+                  </pic:spPr>
+                </pic:pic>
+              </a:graphicData>
+            </a:graphic>
+          </wp:inline>
+        </w:drawing>
+      </w:r>
+    </w:p>
     <w:sectPr>
-      <w:headerReference w:type="even" r:id="rId27"/>
-      <w:headerReference w:type="default" r:id="rId28"/>
-      <w:footerReference w:type="even" r:id="rId29"/>
-      <w:footerReference w:type="default" r:id="rId30"/>
-      <w:headerReference w:type="first" r:id="rId31"/>
-      <w:footerReference w:type="first" r:id="rId32"/>
+      <w:headerReference w:type="even" r:id="rId29"/>
+      <w:headerReference w:type="default" r:id="rId30"/>
+      <w:footerReference w:type="even" r:id="rId31"/>
+      <w:footerReference w:type="default" r:id="rId32"/>
+      <w:headerReference w:type="first" r:id="rId33"/>
+      <w:footerReference w:type="first" r:id="rId34"/>
       <w:pgSz w:w="12240" w:h="15840"/>
       <w:pgMar w:top="1440" w:right="1440" w:bottom="1440" w:left="1440" w:header="720" w:footer="720" w:gutter="0"/>
       <w:cols w:space="720"/>
@@ -2253,6 +2383,7 @@
   <w:style w:type="character" w:default="1" w:styleId="DefaultParagraphFont">
     <w:name w:val="Default Paragraph Font"/>
     <w:uiPriority w:val="1"/>
+    <w:semiHidden/>
     <w:unhideWhenUsed/>
   </w:style>
   <w:style w:type="table" w:default="1" w:styleId="TableNormal">

--- a/Prometheus and Grafana Installation guide.docx
+++ b/Prometheus and Grafana Installation guide.docx
@@ -2,6 +2,238 @@
 <file path=word/document.xml><?xml version="1.0" encoding="utf-8"?>
 <w:document xmlns:wpc="http://schemas.microsoft.com/office/word/2010/wordprocessingCanvas" xmlns:cx="http://schemas.microsoft.com/office/drawing/2014/chartex" xmlns:cx1="http://schemas.microsoft.com/office/drawing/2015/9/8/chartex" xmlns:cx2="http://schemas.microsoft.com/office/drawing/2015/10/21/chartex" xmlns:cx3="http://schemas.microsoft.com/office/drawing/2016/5/9/chartex" xmlns:cx4="http://schemas.microsoft.com/office/drawing/2016/5/10/chartex" xmlns:cx5="http://schemas.microsoft.com/office/drawing/2016/5/11/chartex" xmlns:cx6="http://schemas.microsoft.com/office/drawing/2016/5/12/chartex" xmlns:cx7="http://schemas.microsoft.com/office/drawing/2016/5/13/chartex" xmlns:cx8="http://schemas.microsoft.com/office/drawing/2016/5/14/chartex" xmlns:mc="http://schemas.openxmlformats.org/markup-compatibility/2006" xmlns:aink="http://schemas.microsoft.com/office/drawing/2016/ink" xmlns:am3d="http://schemas.microsoft.com/office/drawing/2017/model3d" xmlns:o="urn:schemas-microsoft-com:office:office" xmlns:oel="http://schemas.microsoft.com/office/2019/extlst" xmlns:r="http://schemas.openxmlformats.org/officeDocument/2006/relationships" xmlns:m="http://schemas.openxmlformats.org/officeDocument/2006/math" xmlns:v="urn:schemas-microsoft-com:vml" xmlns:wp14="http://schemas.microsoft.com/office/word/2010/wordprocessingDrawing" xmlns:wp="http://schemas.openxmlformats.org/drawingml/2006/wordprocessingDrawing" xmlns:w10="urn:schemas-microsoft-com:office:word" xmlns:w="http://schemas.openxmlformats.org/wordprocessingml/2006/main" xmlns:w14="http://schemas.microsoft.com/office/word/2010/wordml" xmlns:w15="http://schemas.microsoft.com/office/word/2012/wordml" xmlns:w16cex="http://schemas.microsoft.com/office/word/2018/wordml/cex" xmlns:w16cid="http://schemas.microsoft.com/office/word/2016/wordml/cid" xmlns:w16="http://schemas.microsoft.com/office/word/2018/wordml" xmlns:w16du="http://schemas.microsoft.com/office/word/2023/wordml/word16du" xmlns:w16sdtdh="http://schemas.microsoft.com/office/word/2020/wordml/sdtdatahash" xmlns:w16sdtfl="http://schemas.microsoft.com/office/word/2024/wordml/sdtformatlock" xmlns:w16se="http://schemas.microsoft.com/office/word/2015/wordml/symex" xmlns:wpg="http://schemas.microsoft.com/office/word/2010/wordprocessingGroup" xmlns:wpi="http://schemas.microsoft.com/office/word/2010/wordprocessingInk" xmlns:wne="http://schemas.microsoft.com/office/word/2006/wordml" xmlns:wps="http://schemas.microsoft.com/office/word/2010/wordprocessingShape" mc:Ignorable="w14 w15 w16se w16cid w16 w16cex w16sdtdh w16sdtfl w16du wp14">
   <w:body>
+    <w:p>
+      <w:pPr>
+        <w:rPr>
+          <w:b/>
+          <w:bCs/>
+          <w:u w:val="single"/>
+        </w:rPr>
+      </w:pPr>
+      <w:r>
+        <w:rPr>
+          <w:b/>
+          <w:bCs/>
+          <w:u w:val="single"/>
+        </w:rPr>
+        <w:t xml:space="preserve">Architecture: </w:t>
+      </w:r>
+    </w:p>
+    <w:p>
+      <w:pPr>
+        <w:jc w:val="center"/>
+        <w:rPr>
+          <w:b/>
+          <w:bCs/>
+          <w:u w:val="single"/>
+        </w:rPr>
+      </w:pPr>
+      <w:r>
+        <w:rPr>
+          <w:b/>
+          <w:bCs/>
+          <w:u w:val="single"/>
+        </w:rPr>
+        <w:drawing>
+          <wp:inline distT="0" distB="0" distL="0" distR="0" wp14:anchorId="70AA306E" wp14:editId="1CCBE150">
+            <wp:extent cx="5142155" cy="3261643"/>
+            <wp:effectExtent l="0" t="0" r="1905" b="0"/>
+            <wp:docPr id="522268336" name="Picture 1" descr="A diagram of a fire alarm system&#10;&#10;AI-generated content may be incorrect."/>
+            <wp:cNvGraphicFramePr>
+              <a:graphicFrameLocks xmlns:a="http://schemas.openxmlformats.org/drawingml/2006/main" noChangeAspect="1"/>
+            </wp:cNvGraphicFramePr>
+            <a:graphic xmlns:a="http://schemas.openxmlformats.org/drawingml/2006/main">
+              <a:graphicData uri="http://schemas.openxmlformats.org/drawingml/2006/picture">
+                <pic:pic xmlns:pic="http://schemas.openxmlformats.org/drawingml/2006/picture">
+                  <pic:nvPicPr>
+                    <pic:cNvPr id="522268336" name="Picture 1" descr="A diagram of a fire alarm system&#10;&#10;AI-generated content may be incorrect."/>
+                    <pic:cNvPicPr/>
+                  </pic:nvPicPr>
+                  <pic:blipFill>
+                    <a:blip r:embed="rId7"/>
+                    <a:stretch>
+                      <a:fillRect/>
+                    </a:stretch>
+                  </pic:blipFill>
+                  <pic:spPr>
+                    <a:xfrm>
+                      <a:off x="0" y="0"/>
+                      <a:ext cx="5153489" cy="3268832"/>
+                    </a:xfrm>
+                    <a:prstGeom prst="rect">
+                      <a:avLst/>
+                    </a:prstGeom>
+                  </pic:spPr>
+                </pic:pic>
+              </a:graphicData>
+            </a:graphic>
+          </wp:inline>
+        </w:drawing>
+      </w:r>
+    </w:p>
+    <w:p>
+      <w:r>
+        <w:rPr>
+          <w:b/>
+          <w:bCs/>
+          <w:u w:val="single"/>
+        </w:rPr>
+        <w:t>Prerequisite:</w:t>
+      </w:r>
+      <w:r>
+        <w:t xml:space="preserve"> Two(2) t2.large EC2 Ubuntu instance with a storage of 20 to 25Gb</w:t>
+      </w:r>
+      <w:r>
+        <w:t>.</w:t>
+      </w:r>
+    </w:p>
+    <w:p>
+      <w:r>
+        <w:t xml:space="preserve">First </w:t>
+      </w:r>
+      <w:r>
+        <w:rPr>
+          <w:b/>
+          <w:bCs/>
+        </w:rPr>
+        <w:t>Application Server (</w:t>
+      </w:r>
+      <w:r>
+        <w:rPr>
+          <w:b/>
+          <w:bCs/>
+        </w:rPr>
+        <w:t>V</w:t>
+      </w:r>
+      <w:r>
+        <w:rPr>
+          <w:b/>
+          <w:bCs/>
+        </w:rPr>
+        <w:t>M1)</w:t>
+      </w:r>
+      <w:r>
+        <w:t xml:space="preserve"> is where we clone a java-based </w:t>
+      </w:r>
+      <w:r>
+        <w:t>application and</w:t>
+      </w:r>
+      <w:r>
+        <w:t xml:space="preserve"> will tie to </w:t>
+      </w:r>
+      <w:r>
+        <w:rPr>
+          <w:b/>
+          <w:bCs/>
+        </w:rPr>
+        <w:t>Monitoring server (</w:t>
+      </w:r>
+      <w:r>
+        <w:rPr>
+          <w:b/>
+          <w:bCs/>
+        </w:rPr>
+        <w:t>V</w:t>
+      </w:r>
+      <w:r>
+        <w:rPr>
+          <w:b/>
+          <w:bCs/>
+        </w:rPr>
+        <w:t>M2)</w:t>
+      </w:r>
+      <w:r>
+        <w:t xml:space="preserve"> which feeds on the metrics from VM1.</w:t>
+      </w:r>
+    </w:p>
+    <w:p>
+      <w:r>
+        <w:t xml:space="preserve">Application server hosts- java application(on port 8080) and </w:t>
+      </w:r>
+      <w:proofErr w:type="spellStart"/>
+      <w:r>
+        <w:t>node_exporter</w:t>
+      </w:r>
+      <w:proofErr w:type="spellEnd"/>
+    </w:p>
+    <w:p>
+      <w:r>
+        <w:t xml:space="preserve">Monitoring server hosts- </w:t>
+      </w:r>
+      <w:proofErr w:type="spellStart"/>
+      <w:r>
+        <w:t>alertmanager</w:t>
+      </w:r>
+      <w:proofErr w:type="spellEnd"/>
+      <w:r>
+        <w:t xml:space="preserve">,  </w:t>
+      </w:r>
+      <w:proofErr w:type="spellStart"/>
+      <w:r>
+        <w:t>blackbox_exporter</w:t>
+      </w:r>
+      <w:proofErr w:type="spellEnd"/>
+      <w:r>
+        <w:t xml:space="preserve">  &amp; </w:t>
+      </w:r>
+      <w:proofErr w:type="spellStart"/>
+      <w:r>
+        <w:t>prometheus</w:t>
+      </w:r>
+      <w:proofErr w:type="spellEnd"/>
+    </w:p>
+    <w:p>
+      <w:r>
+        <w:t>Security group</w:t>
+      </w:r>
+      <w:r>
+        <w:t>-inbound rules</w:t>
+      </w:r>
+      <w:r>
+        <w:t xml:space="preserve"> to be enabled-</w:t>
+      </w:r>
+      <w:r>
+        <w:drawing>
+          <wp:inline distT="0" distB="0" distL="0" distR="0" wp14:anchorId="1AC24B42" wp14:editId="44CA9640">
+            <wp:extent cx="5943600" cy="2654935"/>
+            <wp:effectExtent l="0" t="0" r="0" b="0"/>
+            <wp:docPr id="1560588665" name="Picture 1" descr="A screenshot of a computer&#10;&#10;AI-generated content may be incorrect."/>
+            <wp:cNvGraphicFramePr>
+              <a:graphicFrameLocks xmlns:a="http://schemas.openxmlformats.org/drawingml/2006/main" noChangeAspect="1"/>
+            </wp:cNvGraphicFramePr>
+            <a:graphic xmlns:a="http://schemas.openxmlformats.org/drawingml/2006/main">
+              <a:graphicData uri="http://schemas.openxmlformats.org/drawingml/2006/picture">
+                <pic:pic xmlns:pic="http://schemas.openxmlformats.org/drawingml/2006/picture">
+                  <pic:nvPicPr>
+                    <pic:cNvPr id="1560588665" name="Picture 1" descr="A screenshot of a computer&#10;&#10;AI-generated content may be incorrect."/>
+                    <pic:cNvPicPr/>
+                  </pic:nvPicPr>
+                  <pic:blipFill>
+                    <a:blip r:embed="rId8"/>
+                    <a:stretch>
+                      <a:fillRect/>
+                    </a:stretch>
+                  </pic:blipFill>
+                  <pic:spPr>
+                    <a:xfrm>
+                      <a:off x="0" y="0"/>
+                      <a:ext cx="5943600" cy="2654935"/>
+                    </a:xfrm>
+                    <a:prstGeom prst="rect">
+                      <a:avLst/>
+                    </a:prstGeom>
+                  </pic:spPr>
+                </pic:pic>
+              </a:graphicData>
+            </a:graphic>
+          </wp:inline>
+        </w:drawing>
+      </w:r>
+      <w:r>
+        <w:t xml:space="preserve"> </w:t>
+      </w:r>
+    </w:p>
+    <w:p/>
     <w:p>
       <w:pPr>
         <w:rPr>
@@ -136,7 +368,7 @@
       <w:r>
         <w:t xml:space="preserve">Go to - &gt; </w:t>
       </w:r>
-      <w:hyperlink r:id="rId7" w:history="1">
+      <w:hyperlink r:id="rId9" w:history="1">
         <w:r>
           <w:rPr>
             <w:rStyle w:val="Hyperlink"/>
@@ -198,7 +430,7 @@
                     <pic:cNvPicPr/>
                   </pic:nvPicPr>
                   <pic:blipFill>
-                    <a:blip r:embed="rId8"/>
+                    <a:blip r:embed="rId10"/>
                     <a:stretch>
                       <a:fillRect/>
                     </a:stretch>
@@ -352,15 +584,7 @@
     </w:p>
     <w:p>
       <w:r>
-        <w:t xml:space="preserve">Node exporter </w:t>
-      </w:r>
-      <w:proofErr w:type="gramStart"/>
-      <w:r>
-        <w:t>on</w:t>
-      </w:r>
-      <w:proofErr w:type="gramEnd"/>
-      <w:r>
-        <w:t xml:space="preserve"> </w:t>
+        <w:t xml:space="preserve">Node exporter on </w:t>
       </w:r>
       <w:r>
         <w:t>Application</w:t>
@@ -388,7 +612,7 @@
                     <pic:cNvPicPr/>
                   </pic:nvPicPr>
                   <pic:blipFill>
-                    <a:blip r:embed="rId9"/>
+                    <a:blip r:embed="rId11"/>
                     <a:stretch>
                       <a:fillRect/>
                     </a:stretch>
@@ -409,7 +633,6 @@
         </w:drawing>
       </w:r>
     </w:p>
-    <w:p/>
     <w:p>
       <w:pPr>
         <w:rPr>
@@ -434,15 +657,6 @@
         </w:rPr>
         <w:t>Monitoring Server :</w:t>
       </w:r>
-    </w:p>
-    <w:p>
-      <w:pPr>
-        <w:rPr>
-          <w:b/>
-          <w:bCs/>
-          <w:u w:val="single"/>
-        </w:rPr>
-      </w:pPr>
     </w:p>
     <w:p>
       <w:r>
@@ -468,7 +682,7 @@
                     <pic:cNvPicPr/>
                   </pic:nvPicPr>
                   <pic:blipFill>
-                    <a:blip r:embed="rId10"/>
+                    <a:blip r:embed="rId12"/>
                     <a:stretch>
                       <a:fillRect/>
                     </a:stretch>
@@ -514,7 +728,7 @@
                     <pic:cNvPicPr/>
                   </pic:nvPicPr>
                   <pic:blipFill>
-                    <a:blip r:embed="rId11"/>
+                    <a:blip r:embed="rId13"/>
                     <a:stretch>
                       <a:fillRect/>
                     </a:stretch>
@@ -537,15 +751,7 @@
     </w:p>
     <w:p>
       <w:r>
-        <w:t xml:space="preserve">Get into Prometheus directory and </w:t>
-      </w:r>
-      <w:proofErr w:type="gramStart"/>
-      <w:r>
-        <w:t>using</w:t>
-      </w:r>
-      <w:proofErr w:type="gramEnd"/>
-      <w:r>
-        <w:t xml:space="preserve"> update </w:t>
+        <w:t xml:space="preserve">Get into Prometheus directory and using update </w:t>
       </w:r>
       <w:proofErr w:type="spellStart"/>
       <w:r>
@@ -575,7 +781,7 @@
                     <pic:cNvPicPr/>
                   </pic:nvPicPr>
                   <pic:blipFill>
-                    <a:blip r:embed="rId12"/>
+                    <a:blip r:embed="rId14"/>
                     <a:stretch>
                       <a:fillRect/>
                     </a:stretch>
@@ -623,12 +829,10 @@
         <w:t xml:space="preserve"> or </w:t>
       </w:r>
       <w:proofErr w:type="spellStart"/>
-      <w:proofErr w:type="gramStart"/>
       <w:r>
         <w:t>ip’s</w:t>
       </w:r>
       <w:proofErr w:type="spellEnd"/>
-      <w:proofErr w:type="gramEnd"/>
       <w:r>
         <w:t xml:space="preserve"> of servers.</w:t>
       </w:r>
@@ -657,7 +861,7 @@
                     <pic:cNvPicPr/>
                   </pic:nvPicPr>
                   <pic:blipFill>
-                    <a:blip r:embed="rId13"/>
+                    <a:blip r:embed="rId15"/>
                     <a:stretch>
                       <a:fillRect/>
                     </a:stretch>
@@ -728,7 +932,7 @@
                     <pic:cNvPicPr/>
                   </pic:nvPicPr>
                   <pic:blipFill>
-                    <a:blip r:embed="rId14"/>
+                    <a:blip r:embed="rId16"/>
                     <a:stretch>
                       <a:fillRect/>
                     </a:stretch>
@@ -796,7 +1000,7 @@
                     <pic:cNvPicPr/>
                   </pic:nvPicPr>
                   <pic:blipFill>
-                    <a:blip r:embed="rId15"/>
+                    <a:blip r:embed="rId17"/>
                     <a:stretch>
                       <a:fillRect/>
                     </a:stretch>
@@ -819,15 +1023,7 @@
     </w:p>
     <w:p>
       <w:r>
-        <w:t xml:space="preserve">To visualize scraped metrices, </w:t>
-      </w:r>
-      <w:proofErr w:type="gramStart"/>
-      <w:r>
-        <w:t>lets</w:t>
-      </w:r>
-      <w:proofErr w:type="gramEnd"/>
-      <w:r>
-        <w:t xml:space="preserve"> install Grafana on Monitoring server. </w:t>
+        <w:t xml:space="preserve">To visualize scraped metrices, lets install Grafana on Monitoring server. </w:t>
       </w:r>
     </w:p>
     <w:p>
@@ -835,7 +1031,7 @@
         <w:lastRenderedPageBreak/>
         <w:t xml:space="preserve">Navigate to </w:t>
       </w:r>
-      <w:hyperlink r:id="rId16" w:history="1">
+      <w:hyperlink r:id="rId18" w:history="1">
         <w:r>
           <w:rPr>
             <w:rStyle w:val="Hyperlink"/>
@@ -877,7 +1073,7 @@
                     <pic:cNvPicPr/>
                   </pic:nvPicPr>
                   <pic:blipFill>
-                    <a:blip r:embed="rId17"/>
+                    <a:blip r:embed="rId19"/>
                     <a:stretch>
                       <a:fillRect/>
                     </a:stretch>
@@ -944,7 +1140,7 @@
                     <pic:cNvPicPr/>
                   </pic:nvPicPr>
                   <pic:blipFill>
-                    <a:blip r:embed="rId18"/>
+                    <a:blip r:embed="rId20"/>
                     <a:stretch>
                       <a:fillRect/>
                     </a:stretch>
@@ -998,7 +1194,7 @@
                     <pic:cNvPicPr/>
                   </pic:nvPicPr>
                   <pic:blipFill>
-                    <a:blip r:embed="rId19"/>
+                    <a:blip r:embed="rId21"/>
                     <a:stretch>
                       <a:fillRect/>
                     </a:stretch>
@@ -1057,7 +1253,7 @@
                     <pic:cNvPicPr/>
                   </pic:nvPicPr>
                   <pic:blipFill>
-                    <a:blip r:embed="rId20"/>
+                    <a:blip r:embed="rId22"/>
                     <a:stretch>
                       <a:fillRect/>
                     </a:stretch>
@@ -1091,7 +1287,7 @@
       <w:r>
         <w:t xml:space="preserve"> </w:t>
       </w:r>
-      <w:hyperlink r:id="rId21" w:history="1">
+      <w:hyperlink r:id="rId23" w:history="1">
         <w:r>
           <w:rPr>
             <w:rStyle w:val="Hyperlink"/>
@@ -1101,7 +1297,7 @@
       </w:hyperlink>
     </w:p>
     <w:p>
-      <w:hyperlink r:id="rId22" w:history="1">
+      <w:hyperlink r:id="rId24" w:history="1">
         <w:r>
           <w:rPr>
             <w:rStyle w:val="Hyperlink"/>
@@ -1142,7 +1338,7 @@
                     <pic:cNvPicPr/>
                   </pic:nvPicPr>
                   <pic:blipFill>
-                    <a:blip r:embed="rId23"/>
+                    <a:blip r:embed="rId25"/>
                     <a:stretch>
                       <a:fillRect/>
                     </a:stretch>
@@ -1191,7 +1387,7 @@
                     <pic:cNvPicPr/>
                   </pic:nvPicPr>
                   <pic:blipFill>
-                    <a:blip r:embed="rId24"/>
+                    <a:blip r:embed="rId26"/>
                     <a:stretch>
                       <a:fillRect/>
                     </a:stretch>
@@ -1254,7 +1450,7 @@
                     <pic:cNvPicPr/>
                   </pic:nvPicPr>
                   <pic:blipFill>
-                    <a:blip r:embed="rId25"/>
+                    <a:blip r:embed="rId27"/>
                     <a:stretch>
                       <a:fillRect/>
                     </a:stretch>
@@ -1303,7 +1499,7 @@
                     <pic:cNvPicPr/>
                   </pic:nvPicPr>
                   <pic:blipFill>
-                    <a:blip r:embed="rId26"/>
+                    <a:blip r:embed="rId28"/>
                     <a:stretch>
                       <a:fillRect/>
                     </a:stretch>
@@ -1331,6 +1527,9 @@
         <w:t xml:space="preserve">Alert Manager configured- </w:t>
       </w:r>
       <w:r>
+        <w:rPr>
+          <w:noProof/>
+        </w:rPr>
         <w:drawing>
           <wp:inline distT="0" distB="0" distL="0" distR="0" wp14:anchorId="65164CC7" wp14:editId="5529BAC5">
             <wp:extent cx="5943600" cy="2820035"/>
@@ -1347,7 +1546,7 @@
                     <pic:cNvPicPr/>
                   </pic:nvPicPr>
                   <pic:blipFill>
-                    <a:blip r:embed="rId27"/>
+                    <a:blip r:embed="rId29"/>
                     <a:stretch>
                       <a:fillRect/>
                     </a:stretch>
@@ -1381,6 +1580,9 @@
         <w:t xml:space="preserve">- </w:t>
       </w:r>
       <w:r>
+        <w:rPr>
+          <w:noProof/>
+        </w:rPr>
         <w:drawing>
           <wp:inline distT="0" distB="0" distL="0" distR="0" wp14:anchorId="5FBBA260" wp14:editId="1A496CA0">
             <wp:extent cx="5943600" cy="2733675"/>
@@ -1397,7 +1599,7 @@
                     <pic:cNvPicPr/>
                   </pic:nvPicPr>
                   <pic:blipFill>
-                    <a:blip r:embed="rId28"/>
+                    <a:blip r:embed="rId30"/>
                     <a:stretch>
                       <a:fillRect/>
                     </a:stretch>
@@ -1419,12 +1621,12 @@
       </w:r>
     </w:p>
     <w:sectPr>
-      <w:headerReference w:type="even" r:id="rId29"/>
-      <w:headerReference w:type="default" r:id="rId30"/>
-      <w:footerReference w:type="even" r:id="rId31"/>
-      <w:footerReference w:type="default" r:id="rId32"/>
-      <w:headerReference w:type="first" r:id="rId33"/>
-      <w:footerReference w:type="first" r:id="rId34"/>
+      <w:headerReference w:type="even" r:id="rId31"/>
+      <w:headerReference w:type="default" r:id="rId32"/>
+      <w:footerReference w:type="even" r:id="rId33"/>
+      <w:footerReference w:type="default" r:id="rId34"/>
+      <w:headerReference w:type="first" r:id="rId35"/>
+      <w:footerReference w:type="first" r:id="rId36"/>
       <w:pgSz w:w="12240" w:h="15840"/>
       <w:pgMar w:top="1440" w:right="1440" w:bottom="1440" w:left="1440" w:header="720" w:footer="720" w:gutter="0"/>
       <w:cols w:space="720"/>
